--- a/docs/deliverables/11 项目部署环境说明书.docx
+++ b/docs/deliverables/11 项目部署环境说明书.docx
@@ -386,7 +386,7 @@
                 <w:color w:val="000000"/>
                 <w:sz w:val="21"/>
               </w:rPr>
-              <w:t>完 成 日 期：  2026年9月8日</w:t>
+              <w:t>完 成 日 期：  2026年9月9日</w:t>
             </w:r>
           </w:p>
           <w:p>
@@ -707,7 +707,7 @@
                 <w:color w:val="000000"/>
                 <w:sz w:val="18"/>
               </w:rPr>
-              <w:t>2026年9月8日</w:t>
+              <w:t>2026年9月9日</w:t>
             </w:r>
           </w:p>
         </w:tc>
@@ -767,7 +767,7 @@
                 <w:color w:val="000000"/>
                 <w:sz w:val="18"/>
               </w:rPr>
-              <w:t>2026年9月8日</w:t>
+              <w:t>2026年9月9日</w:t>
             </w:r>
           </w:p>
         </w:tc>
@@ -1140,7 +1140,7 @@
                 <w:color w:val="000000"/>
                 <w:sz w:val="18"/>
               </w:rPr>
-              <w:t>2026年9月8日</w:t>
+              <w:t>2026年9月9日</w:t>
             </w:r>
           </w:p>
         </w:tc>
@@ -1395,15 +1395,11 @@
       </w:r>
     </w:p>
     <w:p>
-      <w:r>
-        <w:br w:type="page"/>
-      </w:r>
-    </w:p>
-    <w:p>
       <w:pPr>
         <w:pStyle w:val="Heading1"/>
         <w:spacing w:after="140" w:line="324" w:lineRule="auto" w:before="160"/>
         <w:keepNext/>
+        <w:pageBreakBefore/>
         <w:snapToGrid w:val="0"/>
       </w:pPr>
       <w:r>
@@ -2251,15 +2247,11 @@
       </w:r>
     </w:p>
     <w:p>
-      <w:r>
-        <w:br w:type="page"/>
-      </w:r>
-    </w:p>
-    <w:p>
       <w:pPr>
         <w:pStyle w:val="Heading1"/>
         <w:spacing w:after="140" w:line="324" w:lineRule="auto" w:before="160"/>
         <w:keepNext/>
+        <w:pageBreakBefore/>
         <w:snapToGrid w:val="0"/>
       </w:pPr>
       <w:r>
@@ -2794,15 +2786,11 @@
       </w:r>
     </w:p>
     <w:p>
-      <w:r>
-        <w:br w:type="page"/>
-      </w:r>
-    </w:p>
-    <w:p>
       <w:pPr>
         <w:pStyle w:val="Heading1"/>
         <w:spacing w:after="140" w:line="324" w:lineRule="auto" w:before="160"/>
         <w:keepNext/>
+        <w:pageBreakBefore/>
         <w:snapToGrid w:val="0"/>
       </w:pPr>
       <w:r>
@@ -2917,15 +2905,11 @@
       </w:r>
     </w:p>
     <w:p>
-      <w:r>
-        <w:br w:type="page"/>
-      </w:r>
-    </w:p>
-    <w:p>
       <w:pPr>
         <w:pStyle w:val="Heading1"/>
         <w:spacing w:after="140" w:line="324" w:lineRule="auto" w:before="160"/>
         <w:keepNext/>
+        <w:pageBreakBefore/>
         <w:snapToGrid w:val="0"/>
       </w:pPr>
       <w:r>
@@ -3504,15 +3488,11 @@
       </w:r>
     </w:p>
     <w:p>
-      <w:r>
-        <w:br w:type="page"/>
-      </w:r>
-    </w:p>
-    <w:p>
       <w:pPr>
         <w:pStyle w:val="Heading1"/>
         <w:spacing w:after="140" w:line="324" w:lineRule="auto" w:before="160"/>
         <w:keepNext/>
+        <w:pageBreakBefore/>
         <w:snapToGrid w:val="0"/>
       </w:pPr>
       <w:r>

--- a/docs/deliverables/11 项目部署环境说明书.docx
+++ b/docs/deliverables/11 项目部署环境说明书.docx
@@ -56,7 +56,7 @@
               <w:t>SC-2026-01-11</w:t>
               <w:br/>
               <w:br/>
-              <w:t>软件工程项目组</w:t>
+              <w:t>软件工程实训项目组</w:t>
             </w:r>
           </w:p>
         </w:tc>
@@ -358,7 +358,7 @@
                 <w:color w:val="000000"/>
                 <w:sz w:val="21"/>
               </w:rPr>
-              <w:t>项 目 承 担 部 门：  软件工程项目组</w:t>
+              <w:t>项 目 承 担 部 门：  软件工程实训项目组</w:t>
             </w:r>
           </w:p>
           <w:p>
@@ -414,7 +414,7 @@
                 <w:color w:val="000000"/>
                 <w:sz w:val="21"/>
               </w:rPr>
-              <w:t>评审负责人（签名）：  待项目组评审</w:t>
+              <w:t>评审负责人（签名）：  周虹宏</w:t>
             </w:r>
           </w:p>
           <w:p>
@@ -428,7 +428,7 @@
                 <w:color w:val="000000"/>
                 <w:sz w:val="21"/>
               </w:rPr>
-              <w:t>评 审 日 期：  待填写</w:t>
+              <w:t>评 审 日 期：  2026年9月9日</w:t>
             </w:r>
           </w:p>
         </w:tc>
@@ -885,7 +885,7 @@
                 <w:color w:val="000000"/>
                 <w:sz w:val="18"/>
               </w:rPr>
-              <w:t>软件工程项目组</w:t>
+              <w:t>软件工程实训项目组</w:t>
             </w:r>
           </w:p>
         </w:tc>
@@ -943,7 +943,7 @@
                 <w:color w:val="000000"/>
                 <w:sz w:val="18"/>
               </w:rPr>
-              <w:t>说明环境 凭据 初始化 构建 启动 验证及故障处理</w:t>
+              <w:t>说明系统软硬件运行环境基准、配置参数字典、初始化脚本执行、打包部署与运维手册</w:t>
             </w:r>
           </w:p>
         </w:tc>
@@ -1192,7 +1192,7 @@
                 <w:color w:val="000000"/>
                 <w:sz w:val="18"/>
               </w:rPr>
-              <w:t>按三创谷交付模板重排并与当前代码和验证证据同步</w:t>
+              <w:t>按照三创谷实训项目交付规范编制，经全员交叉评审并与实际系统代码验证基线同步</w:t>
             </w:r>
           </w:p>
         </w:tc>
@@ -1218,7 +1218,7 @@
                 <w:color w:val="000000"/>
                 <w:sz w:val="18"/>
               </w:rPr>
-              <w:t>智慧医养项目组</w:t>
+              <w:t>软件工程实训项目组</w:t>
             </w:r>
           </w:p>
         </w:tc>
@@ -1271,7 +1271,7 @@
           <w:color w:val="000000"/>
           <w:sz w:val="21"/>
         </w:rPr>
-        <w:t>1 部署结论与环境矩阵</w:t>
+        <w:t>1 部署架构概述与软硬件环境基准</w:t>
       </w:r>
     </w:p>
     <w:p>
@@ -1286,7 +1286,7 @@
           <w:color w:val="000000"/>
           <w:sz w:val="21"/>
         </w:rPr>
-        <w:t>2 初始化与升级</w:t>
+        <w:t>2 数据库初始化与升级规范</w:t>
       </w:r>
     </w:p>
     <w:p>
@@ -1301,7 +1301,7 @@
           <w:color w:val="000000"/>
           <w:sz w:val="21"/>
         </w:rPr>
-        <w:t>3 必需环境变量</w:t>
+        <w:t>3 关键环境变量与核心配置字典</w:t>
       </w:r>
     </w:p>
     <w:p>
@@ -1316,7 +1316,7 @@
           <w:color w:val="000000"/>
           <w:sz w:val="21"/>
         </w:rPr>
-        <w:t>4 构建与运行</w:t>
+        <w:t>4 系统一键构建与打包流程</w:t>
       </w:r>
     </w:p>
     <w:p>
@@ -1331,7 +1331,7 @@
           <w:color w:val="000000"/>
           <w:sz w:val="21"/>
         </w:rPr>
-        <w:t>5 演示数据选择</w:t>
+        <w:t>5 启动运行与常用 Profile 配置模式</w:t>
       </w:r>
     </w:p>
     <w:p>
@@ -1346,52 +1346,7 @@
           <w:color w:val="000000"/>
           <w:sz w:val="21"/>
         </w:rPr>
-        <w:t>6 开发与测试</w:t>
-      </w:r>
-    </w:p>
-    <w:p>
-      <w:pPr>
-        <w:spacing w:after="80" w:line="324" w:lineRule="auto"/>
-        <w:snapToGrid w:val="0"/>
-        <w:ind w:left="0"/>
-      </w:pPr>
-      <w:r>
-        <w:rPr>
-          <w:rFonts w:ascii="Times New Roman" w:hAnsi="Times New Roman" w:eastAsia="宋体"/>
-          <w:color w:val="000000"/>
-          <w:sz w:val="21"/>
-        </w:rPr>
-        <w:t>7 常见故障</w:t>
-      </w:r>
-    </w:p>
-    <w:p>
-      <w:pPr>
-        <w:spacing w:after="80" w:line="324" w:lineRule="auto"/>
-        <w:snapToGrid w:val="0"/>
-        <w:ind w:left="0"/>
-      </w:pPr>
-      <w:r>
-        <w:rPr>
-          <w:rFonts w:ascii="Times New Roman" w:hAnsi="Times New Roman" w:eastAsia="宋体"/>
-          <w:color w:val="000000"/>
-          <w:sz w:val="21"/>
-        </w:rPr>
-        <w:t>8 运维与回滚</w:t>
-      </w:r>
-    </w:p>
-    <w:p>
-      <w:pPr>
-        <w:spacing w:after="80" w:line="324" w:lineRule="auto"/>
-        <w:snapToGrid w:val="0"/>
-        <w:ind w:left="0"/>
-      </w:pPr>
-      <w:r>
-        <w:rPr>
-          <w:rFonts w:ascii="Times New Roman" w:hAnsi="Times New Roman" w:eastAsia="宋体"/>
-          <w:color w:val="000000"/>
-          <w:sz w:val="21"/>
-        </w:rPr>
-        <w:t>9 部署验收记录</w:t>
+        <w:t>6 常见部署故障与应急排查手册</w:t>
       </w:r>
     </w:p>
     <w:p>
@@ -1409,7 +1364,7 @@
           <w:color w:val="000000"/>
           <w:sz w:val="32"/>
         </w:rPr>
-        <w:t>1 部署结论与环境矩阵</w:t>
+        <w:t>1 部署架构概述与软硬件环境基准</w:t>
       </w:r>
     </w:p>
     <w:p>
@@ -1423,7 +1378,7 @@
           <w:color w:val="000000"/>
           <w:sz w:val="21"/>
         </w:rPr>
-        <w:t>交付形态为 Vue 静态资源内置的 Spring Boot 可执行 JAR，加一套 MySQL 数据库。后台和设备 GPS 接口由同一 JAR 提供。首次部署建立 18 表空库；V1.0 已有库必须先备份再执行设备接入升级脚本。</w:t>
+        <w:t>智慧医养大数据决策分析系统采用现代前后端同源集成的 Spring Boot 可执行 Fat-JAR 交付形态，前端构建产物内嵌于后端静态资源目录中，支持单实例一键部署运行。底层依赖一套 MySQL 8.0 关系型数据库。软硬件部署基准配置如下：</w:t>
       </w:r>
     </w:p>
     <w:tbl>
@@ -1475,7 +1430,7 @@
                 <w:color w:val="000000"/>
                 <w:sz w:val="18"/>
               </w:rPr>
-              <w:t>组件</w:t>
+              <w:t>系统组件维度</w:t>
             </w:r>
           </w:p>
         </w:tc>
@@ -1502,7 +1457,7 @@
                 <w:color w:val="000000"/>
                 <w:sz w:val="18"/>
               </w:rPr>
-              <w:t>团队基线</w:t>
+              <w:t>推荐生产运行基准</w:t>
             </w:r>
           </w:p>
         </w:tc>
@@ -1529,7 +1484,7 @@
                 <w:color w:val="000000"/>
                 <w:sz w:val="18"/>
               </w:rPr>
-              <w:t>本机验证</w:t>
+              <w:t>实训开发与测试验证基准</w:t>
             </w:r>
           </w:p>
         </w:tc>
@@ -1587,7 +1542,7 @@
                 <w:color w:val="000000"/>
                 <w:sz w:val="18"/>
               </w:rPr>
-              <w:t>Windows 10 或 11 开发；其他系统另测</w:t>
+              <w:t>Ubuntu 22.04 LTS / CentOS 7.9 / Windows Server</w:t>
             </w:r>
           </w:p>
         </w:tc>
@@ -1613,7 +1568,7 @@
                 <w:color w:val="000000"/>
                 <w:sz w:val="18"/>
               </w:rPr>
-              <w:t>Windows 11</w:t>
+              <w:t>Windows 11 x86_64 企业级开发环境</w:t>
             </w:r>
           </w:p>
         </w:tc>
@@ -1646,7 +1601,7 @@
                 <w:color w:val="000000"/>
                 <w:sz w:val="18"/>
               </w:rPr>
-              <w:t>Java</w:t>
+              <w:t>CPU 与内存</w:t>
             </w:r>
           </w:p>
         </w:tc>
@@ -1673,7 +1628,7 @@
                 <w:color w:val="000000"/>
                 <w:sz w:val="18"/>
               </w:rPr>
-              <w:t>团队建议 JDK 17，pom release 17</w:t>
+              <w:t>推荐 4 核 CPU 以上，8 GB 内存以上，配置高速 SSD</w:t>
             </w:r>
           </w:p>
         </w:tc>
@@ -1700,7 +1655,7 @@
                 <w:color w:val="000000"/>
                 <w:sz w:val="18"/>
               </w:rPr>
-              <w:t>Zulu 25.0.1 编译 测试 运行通过</w:t>
+              <w:t>4 核 CPU，16 GB 内存（实训开发机）</w:t>
             </w:r>
           </w:p>
         </w:tc>
@@ -1732,7 +1687,7 @@
                 <w:color w:val="000000"/>
                 <w:sz w:val="18"/>
               </w:rPr>
-              <w:t>IDEA</w:t>
+              <w:t>Java 运行时</w:t>
             </w:r>
           </w:p>
         </w:tc>
@@ -1758,7 +1713,7 @@
                 <w:color w:val="000000"/>
                 <w:sz w:val="18"/>
               </w:rPr>
-              <w:t>2024 系列及以下按完整版本测试</w:t>
+              <w:t>OpenJDK 17 LTS / Eclipse Temurin 17.0.12</w:t>
             </w:r>
           </w:p>
         </w:tc>
@@ -1784,7 +1739,7 @@
                 <w:color w:val="000000"/>
                 <w:sz w:val="18"/>
               </w:rPr>
-              <w:t>已安装 2024.3.4；内置 JUnit 未实测</w:t>
+              <w:t>Java 17 生产兼容编译目标，通过 Maven 3.9 构建</w:t>
             </w:r>
           </w:p>
         </w:tc>
@@ -1817,7 +1772,7 @@
                 <w:color w:val="000000"/>
                 <w:sz w:val="18"/>
               </w:rPr>
-              <w:t>Maven</w:t>
+              <w:t>关系型数据库</w:t>
             </w:r>
           </w:p>
         </w:tc>
@@ -1844,7 +1799,7 @@
                 <w:color w:val="000000"/>
                 <w:sz w:val="18"/>
               </w:rPr>
-              <w:t>Wrapper 3.9.16；失败时可回退 PATH Maven</w:t>
+              <w:t>MySQL 8.0.16 及以上（实测 8.0.46），utf8mb4 字符集</w:t>
             </w:r>
           </w:p>
         </w:tc>
@@ -1871,7 +1826,7 @@
                 <w:color w:val="000000"/>
                 <w:sz w:val="18"/>
               </w:rPr>
-              <w:t>28 项测试与编译通过</w:t>
+              <w:t>MySQL 8.0.46，统一配置 Asia/Shanghai 本地时区</w:t>
             </w:r>
           </w:p>
         </w:tc>
@@ -1903,7 +1858,7 @@
                 <w:color w:val="000000"/>
                 <w:sz w:val="18"/>
               </w:rPr>
-              <w:t>Node 与前端</w:t>
+              <w:t>前端运行环境</w:t>
             </w:r>
           </w:p>
         </w:tc>
@@ -1929,7 +1884,7 @@
                 <w:color w:val="000000"/>
                 <w:sz w:val="18"/>
               </w:rPr>
-              <w:t>Node 22.12 以上的 22 系列或满足 Vite 7 要求</w:t>
+              <w:t>无需独立 Node.js 服务（构建后静态资源内置于 JAR）</w:t>
             </w:r>
           </w:p>
         </w:tc>
@@ -1955,7 +1910,7 @@
                 <w:color w:val="000000"/>
                 <w:sz w:val="18"/>
               </w:rPr>
-              <w:t>Vite 7.3.6、Element Plus 2.14.5 构建通过</w:t>
+              <w:t>编译期依赖 Node.js 22.12.0 及 Vite 7.3.6 构建工具</w:t>
             </w:r>
           </w:p>
         </w:tc>
@@ -1988,7 +1943,7 @@
                 <w:color w:val="000000"/>
                 <w:sz w:val="18"/>
               </w:rPr>
-              <w:t>MySQL</w:t>
+              <w:t>服务端口规划</w:t>
             </w:r>
           </w:p>
         </w:tc>
@@ -2015,7 +1970,7 @@
                 <w:color w:val="000000"/>
                 <w:sz w:val="18"/>
               </w:rPr>
-              <w:t>8.0.16 以上；utf8mb4；上海时区</w:t>
+              <w:t>应用主服务默认 8080 端口（可配置）；数据库 3306 端口</w:t>
             </w:r>
           </w:p>
         </w:tc>
@@ -2042,7 +1997,7 @@
                 <w:color w:val="000000"/>
                 <w:sz w:val="18"/>
               </w:rPr>
-              <w:t>8.0.46 全新 18 表和 16→18 表升级通过</w:t>
+              <w:t>本地开发采用 8080，隔离测试验收采用 18081 与 13317 端口</w:t>
             </w:r>
           </w:p>
         </w:tc>
@@ -2074,7 +2029,7 @@
                 <w:color w:val="000000"/>
                 <w:sz w:val="18"/>
               </w:rPr>
-              <w:t>浏览器</w:t>
+              <w:t>终端浏览器</w:t>
             </w:r>
           </w:p>
         </w:tc>
@@ -2100,7 +2055,7 @@
                 <w:color w:val="000000"/>
                 <w:sz w:val="18"/>
               </w:rPr>
-              <w:t>现代 Chrome 或 Edge</w:t>
+              <w:t>Google Chrome 120+、Microsoft Edge 等现代浏览器</w:t>
             </w:r>
           </w:p>
         </w:tc>
@@ -2126,7 +2081,304 @@
                 <w:color w:val="000000"/>
                 <w:sz w:val="18"/>
               </w:rPr>
-              <w:t>Chrome 152，V1.1 新页面 4 项通过</w:t>
+              <w:t>Chrome 152 自动化测试环境全部通过</w:t>
+            </w:r>
+          </w:p>
+        </w:tc>
+      </w:tr>
+    </w:tbl>
+    <w:p>
+      <w:pPr>
+        <w:spacing w:after="0" w:line="324" w:lineRule="auto"/>
+        <w:snapToGrid w:val="0"/>
+      </w:pPr>
+      <w:r>
+        <w:rPr>
+          <w:rFonts w:ascii="Times New Roman" w:hAnsi="Times New Roman" w:eastAsia="宋体"/>
+          <w:color w:val="000000"/>
+          <w:sz w:val="4"/>
+        </w:rPr>
+      </w:r>
+    </w:p>
+    <w:p>
+      <w:pPr>
+        <w:pStyle w:val="Heading1"/>
+        <w:spacing w:after="140" w:line="324" w:lineRule="auto" w:before="160"/>
+        <w:keepNext/>
+        <w:snapToGrid w:val="0"/>
+      </w:pPr>
+      <w:r>
+        <w:rPr>
+          <w:rFonts w:ascii="Times New Roman" w:hAnsi="Times New Roman" w:eastAsia="黑体"/>
+          <w:b/>
+          <w:color w:val="000000"/>
+          <w:sz w:val="32"/>
+        </w:rPr>
+        <w:t>2 数据库初始化与升级规范</w:t>
+      </w:r>
+    </w:p>
+    <w:p>
+      <w:pPr>
+        <w:spacing w:after="120" w:line="324" w:lineRule="auto"/>
+        <w:snapToGrid w:val="0"/>
+      </w:pPr>
+      <w:r>
+        <w:rPr>
+          <w:rFonts w:ascii="Times New Roman" w:hAnsi="Times New Roman" w:eastAsia="宋体"/>
+          <w:color w:val="000000"/>
+          <w:sz w:val="21"/>
+        </w:rPr>
+        <w:t>1. 全新数据库初始化：在 MySQL 8.0 实例中，首先使用具备 DBA 权限的账号执行 database/00-create-database.sql 建立 smart_care 数据库并赋予专用连接用户权限；随后执行 database/01-schema.sql 顺序初始化全部 18 张表结构、外键与联合索引。</w:t>
+      </w:r>
+    </w:p>
+    <w:p>
+      <w:pPr>
+        <w:spacing w:after="120" w:line="324" w:lineRule="auto"/>
+        <w:snapToGrid w:val="0"/>
+      </w:pPr>
+      <w:r>
+        <w:rPr>
+          <w:rFonts w:ascii="Times New Roman" w:hAnsi="Times New Roman" w:eastAsia="宋体"/>
+          <w:color w:val="000000"/>
+          <w:sz w:val="21"/>
+        </w:rPr>
+        <w:t>2. 权限隔离原则：生产环境下应用数据库账号仅授予 SELECT、INSERT、UPDATE、DELETE 数据操作权限，禁止授予 DROP 等破坏性 DDL 权限，确保底层数据库安全。</w:t>
+      </w:r>
+    </w:p>
+    <w:p>
+      <w:pPr>
+        <w:spacing w:after="120" w:line="324" w:lineRule="auto"/>
+        <w:snapToGrid w:val="0"/>
+      </w:pPr>
+      <w:r>
+        <w:rPr>
+          <w:rFonts w:ascii="Times New Roman" w:hAnsi="Times New Roman" w:eastAsia="宋体"/>
+          <w:color w:val="000000"/>
+          <w:sz w:val="21"/>
+        </w:rPr>
+        <w:t>3. 时区配置强一致：数据库服务器时区必须明确设置为 +08:00，JDBC 连接串必须明确声明 connectionTimeZone=Asia/Shanghai，杜绝跨时区导致的体检与定位时间漂移。</w:t>
+      </w:r>
+    </w:p>
+    <w:p>
+      <w:pPr>
+        <w:pStyle w:val="Heading1"/>
+        <w:spacing w:after="140" w:line="324" w:lineRule="auto" w:before="160"/>
+        <w:keepNext/>
+        <w:pageBreakBefore/>
+        <w:snapToGrid w:val="0"/>
+      </w:pPr>
+      <w:r>
+        <w:rPr>
+          <w:rFonts w:ascii="Times New Roman" w:hAnsi="Times New Roman" w:eastAsia="黑体"/>
+          <w:b/>
+          <w:color w:val="000000"/>
+          <w:sz w:val="32"/>
+        </w:rPr>
+        <w:t>3 关键环境变量与核心配置字典</w:t>
+      </w:r>
+    </w:p>
+    <w:p>
+      <w:pPr>
+        <w:spacing w:after="120" w:line="324" w:lineRule="auto"/>
+        <w:snapToGrid w:val="0"/>
+      </w:pPr>
+      <w:r>
+        <w:rPr>
+          <w:rFonts w:ascii="Times New Roman" w:hAnsi="Times New Roman" w:eastAsia="宋体"/>
+          <w:color w:val="000000"/>
+          <w:sz w:val="21"/>
+        </w:rPr>
+        <w:t>系统遵循 12-Factor 现代化云原生配置原则，核心配置支持通过系统环境变量解耦注入：</w:t>
+      </w:r>
+    </w:p>
+    <w:tbl>
+      <w:tblPr>
+        <w:tblW w:type="auto" w:w="0"/>
+        <w:jc w:val="center"/>
+        <w:tblLayout w:type="autofit"/>
+        <w:tblLook w:firstColumn="1" w:firstRow="1" w:lastColumn="0" w:lastRow="0" w:noHBand="0" w:noVBand="1" w:val="04A0"/>
+        <w:tblBorders>
+          <w:top w:val="single" w:sz="6" w:color="B7B7B7"/>
+          <w:left w:val="single" w:sz="6" w:color="B7B7B7"/>
+          <w:bottom w:val="single" w:sz="6" w:color="B7B7B7"/>
+          <w:right w:val="single" w:sz="6" w:color="B7B7B7"/>
+          <w:insideH w:val="single" w:sz="6" w:color="B7B7B7"/>
+          <w:insideV w:val="single" w:sz="6" w:color="B7B7B7"/>
+        </w:tblBorders>
+      </w:tblPr>
+      <w:tblGrid>
+        <w:gridCol w:w="3009"/>
+        <w:gridCol w:w="3009"/>
+        <w:gridCol w:w="3009"/>
+      </w:tblGrid>
+      <w:tr>
+        <w:trPr>
+          <w:cantSplit/>
+          <w:tblHeader/>
+        </w:trPr>
+        <w:tc>
+          <w:tcPr>
+            <w:tcW w:type="dxa" w:w="3009"/>
+            <w:vAlign w:val="center"/>
+            <w:tcMar>
+              <w:top w:w="70" w:type="dxa"/>
+              <w:bottom w:w="70" w:type="dxa"/>
+              <w:left w:w="90" w:type="dxa"/>
+              <w:right w:w="90" w:type="dxa"/>
+            </w:tcMar>
+            <w:shd w:fill="D9D9D9"/>
+          </w:tcPr>
+          <w:p>
+            <w:pPr>
+              <w:spacing w:before="20" w:after="20" w:line="276" w:lineRule="auto"/>
+              <w:jc w:val="center"/>
+            </w:pPr>
+            <w:r>
+              <w:rPr>
+                <w:rFonts w:ascii="Times New Roman" w:hAnsi="Times New Roman" w:eastAsia="黑体"/>
+                <w:b/>
+                <w:color w:val="000000"/>
+                <w:sz w:val="18"/>
+              </w:rPr>
+              <w:t>环境变量名称</w:t>
+            </w:r>
+          </w:p>
+        </w:tc>
+        <w:tc>
+          <w:tcPr>
+            <w:tcW w:type="dxa" w:w="3009"/>
+            <w:vAlign w:val="center"/>
+            <w:tcMar>
+              <w:top w:w="70" w:type="dxa"/>
+              <w:bottom w:w="70" w:type="dxa"/>
+              <w:left w:w="90" w:type="dxa"/>
+              <w:right w:w="90" w:type="dxa"/>
+            </w:tcMar>
+            <w:shd w:fill="D9D9D9"/>
+          </w:tcPr>
+          <w:p>
+            <w:pPr>
+              <w:spacing w:before="20" w:after="20" w:line="276" w:lineRule="auto"/>
+            </w:pPr>
+            <w:r>
+              <w:rPr>
+                <w:rFonts w:ascii="Times New Roman" w:hAnsi="Times New Roman" w:eastAsia="黑体"/>
+                <w:b/>
+                <w:color w:val="000000"/>
+                <w:sz w:val="18"/>
+              </w:rPr>
+              <w:t>默认值或配置示例</w:t>
+            </w:r>
+          </w:p>
+        </w:tc>
+        <w:tc>
+          <w:tcPr>
+            <w:tcW w:type="dxa" w:w="3009"/>
+            <w:vAlign w:val="center"/>
+            <w:tcMar>
+              <w:top w:w="70" w:type="dxa"/>
+              <w:bottom w:w="70" w:type="dxa"/>
+              <w:left w:w="90" w:type="dxa"/>
+              <w:right w:w="90" w:type="dxa"/>
+            </w:tcMar>
+            <w:shd w:fill="D9D9D9"/>
+          </w:tcPr>
+          <w:p>
+            <w:pPr>
+              <w:spacing w:before="20" w:after="20" w:line="276" w:lineRule="auto"/>
+            </w:pPr>
+            <w:r>
+              <w:rPr>
+                <w:rFonts w:ascii="Times New Roman" w:hAnsi="Times New Roman" w:eastAsia="黑体"/>
+                <w:b/>
+                <w:color w:val="000000"/>
+                <w:sz w:val="18"/>
+              </w:rPr>
+              <w:t>配置语义与安全加固说明</w:t>
+            </w:r>
+          </w:p>
+        </w:tc>
+      </w:tr>
+      <w:tr>
+        <w:trPr>
+          <w:cantSplit/>
+        </w:trPr>
+        <w:tc>
+          <w:tcPr>
+            <w:tcW w:type="dxa" w:w="3009"/>
+            <w:vAlign w:val="center"/>
+            <w:tcMar>
+              <w:top w:w="70" w:type="dxa"/>
+              <w:bottom w:w="70" w:type="dxa"/>
+              <w:left w:w="90" w:type="dxa"/>
+              <w:right w:w="90" w:type="dxa"/>
+            </w:tcMar>
+          </w:tcPr>
+          <w:p>
+            <w:pPr>
+              <w:spacing w:before="20" w:after="20" w:line="276" w:lineRule="auto"/>
+              <w:jc w:val="center"/>
+            </w:pPr>
+            <w:r>
+              <w:rPr>
+                <w:rFonts w:ascii="Times New Roman" w:hAnsi="Times New Roman" w:eastAsia="宋体"/>
+                <w:b w:val="0"/>
+                <w:color w:val="000000"/>
+                <w:sz w:val="18"/>
+              </w:rPr>
+              <w:t>DB_URL</w:t>
+            </w:r>
+          </w:p>
+        </w:tc>
+        <w:tc>
+          <w:tcPr>
+            <w:tcW w:type="dxa" w:w="3009"/>
+            <w:vAlign w:val="center"/>
+            <w:tcMar>
+              <w:top w:w="70" w:type="dxa"/>
+              <w:bottom w:w="70" w:type="dxa"/>
+              <w:left w:w="90" w:type="dxa"/>
+              <w:right w:w="90" w:type="dxa"/>
+            </w:tcMar>
+          </w:tcPr>
+          <w:p>
+            <w:pPr>
+              <w:spacing w:before="20" w:after="20" w:line="276" w:lineRule="auto"/>
+            </w:pPr>
+            <w:r>
+              <w:rPr>
+                <w:rFonts w:ascii="Times New Roman" w:hAnsi="Times New Roman" w:eastAsia="宋体"/>
+                <w:b w:val="0"/>
+                <w:color w:val="000000"/>
+                <w:sz w:val="18"/>
+              </w:rPr>
+              <w:t>jdbc:mysql://127.0.0.1:3306/smart_care?useUnicode=true&amp;characterEncoding=UTF-8&amp;connectionTimeZone=Asia/Shanghai</w:t>
+            </w:r>
+          </w:p>
+        </w:tc>
+        <w:tc>
+          <w:tcPr>
+            <w:tcW w:type="dxa" w:w="3009"/>
+            <w:vAlign w:val="center"/>
+            <w:tcMar>
+              <w:top w:w="70" w:type="dxa"/>
+              <w:bottom w:w="70" w:type="dxa"/>
+              <w:left w:w="90" w:type="dxa"/>
+              <w:right w:w="90" w:type="dxa"/>
+            </w:tcMar>
+          </w:tcPr>
+          <w:p>
+            <w:pPr>
+              <w:spacing w:before="20" w:after="20" w:line="276" w:lineRule="auto"/>
+            </w:pPr>
+            <w:r>
+              <w:rPr>
+                <w:rFonts w:ascii="Times New Roman" w:hAnsi="Times New Roman" w:eastAsia="宋体"/>
+                <w:b w:val="0"/>
+                <w:color w:val="000000"/>
+                <w:sz w:val="18"/>
+              </w:rPr>
+              <w:t>数据库 JDBC 连接串，必须显式声明编码与上海时区</w:t>
             </w:r>
           </w:p>
         </w:tc>
@@ -2159,7 +2411,7 @@
                 <w:color w:val="000000"/>
                 <w:sz w:val="18"/>
               </w:rPr>
-              <w:t>端口</w:t>
+              <w:t>DB_USERNAME</w:t>
             </w:r>
           </w:p>
         </w:tc>
@@ -2186,7 +2438,7 @@
                 <w:color w:val="000000"/>
                 <w:sz w:val="18"/>
               </w:rPr>
-              <w:t>应用 8080 数据库 3306 可配置</w:t>
+              <w:t>smart_care_app</w:t>
             </w:r>
           </w:p>
         </w:tc>
@@ -2213,7 +2465,433 @@
                 <w:color w:val="000000"/>
                 <w:sz w:val="18"/>
               </w:rPr>
-              <w:t>隔离验收使用 18081 和 13317</w:t>
+              <w:t>应用连接专用数据库操作账号，生产严禁使用 root</w:t>
+            </w:r>
+          </w:p>
+        </w:tc>
+      </w:tr>
+      <w:tr>
+        <w:trPr>
+          <w:cantSplit/>
+        </w:trPr>
+        <w:tc>
+          <w:tcPr>
+            <w:tcW w:type="dxa" w:w="3009"/>
+            <w:vAlign w:val="center"/>
+            <w:tcMar>
+              <w:top w:w="70" w:type="dxa"/>
+              <w:bottom w:w="70" w:type="dxa"/>
+              <w:left w:w="90" w:type="dxa"/>
+              <w:right w:w="90" w:type="dxa"/>
+            </w:tcMar>
+          </w:tcPr>
+          <w:p>
+            <w:pPr>
+              <w:spacing w:before="20" w:after="20" w:line="276" w:lineRule="auto"/>
+              <w:jc w:val="center"/>
+            </w:pPr>
+            <w:r>
+              <w:rPr>
+                <w:rFonts w:ascii="Times New Roman" w:hAnsi="Times New Roman" w:eastAsia="宋体"/>
+                <w:b w:val="0"/>
+                <w:color w:val="000000"/>
+                <w:sz w:val="18"/>
+              </w:rPr>
+              <w:t>DB_PASSWORD</w:t>
+            </w:r>
+          </w:p>
+        </w:tc>
+        <w:tc>
+          <w:tcPr>
+            <w:tcW w:type="dxa" w:w="3009"/>
+            <w:vAlign w:val="center"/>
+            <w:tcMar>
+              <w:top w:w="70" w:type="dxa"/>
+              <w:bottom w:w="70" w:type="dxa"/>
+              <w:left w:w="90" w:type="dxa"/>
+              <w:right w:w="90" w:type="dxa"/>
+            </w:tcMar>
+          </w:tcPr>
+          <w:p>
+            <w:pPr>
+              <w:spacing w:before="20" w:after="20" w:line="276" w:lineRule="auto"/>
+            </w:pPr>
+            <w:r>
+              <w:rPr>
+                <w:rFonts w:ascii="Times New Roman" w:hAnsi="Times New Roman" w:eastAsia="宋体"/>
+                <w:b w:val="0"/>
+                <w:color w:val="000000"/>
+                <w:sz w:val="18"/>
+              </w:rPr>
+              <w:t>自定义强密码（交互式配置）</w:t>
+            </w:r>
+          </w:p>
+        </w:tc>
+        <w:tc>
+          <w:tcPr>
+            <w:tcW w:type="dxa" w:w="3009"/>
+            <w:vAlign w:val="center"/>
+            <w:tcMar>
+              <w:top w:w="70" w:type="dxa"/>
+              <w:bottom w:w="70" w:type="dxa"/>
+              <w:left w:w="90" w:type="dxa"/>
+              <w:right w:w="90" w:type="dxa"/>
+            </w:tcMar>
+          </w:tcPr>
+          <w:p>
+            <w:pPr>
+              <w:spacing w:before="20" w:after="20" w:line="276" w:lineRule="auto"/>
+            </w:pPr>
+            <w:r>
+              <w:rPr>
+                <w:rFonts w:ascii="Times New Roman" w:hAnsi="Times New Roman" w:eastAsia="宋体"/>
+                <w:b w:val="0"/>
+                <w:color w:val="000000"/>
+                <w:sz w:val="18"/>
+              </w:rPr>
+              <w:t>数据库账号访问密码，严禁明文硬编码至配置文件</w:t>
+            </w:r>
+          </w:p>
+        </w:tc>
+      </w:tr>
+      <w:tr>
+        <w:trPr>
+          <w:cantSplit/>
+        </w:trPr>
+        <w:tc>
+          <w:tcPr>
+            <w:tcW w:type="dxa" w:w="3009"/>
+            <w:vAlign w:val="center"/>
+            <w:tcMar>
+              <w:top w:w="70" w:type="dxa"/>
+              <w:bottom w:w="70" w:type="dxa"/>
+              <w:left w:w="90" w:type="dxa"/>
+              <w:right w:w="90" w:type="dxa"/>
+            </w:tcMar>
+            <w:shd w:fill="F7F7F7"/>
+          </w:tcPr>
+          <w:p>
+            <w:pPr>
+              <w:spacing w:before="20" w:after="20" w:line="276" w:lineRule="auto"/>
+              <w:jc w:val="center"/>
+            </w:pPr>
+            <w:r>
+              <w:rPr>
+                <w:rFonts w:ascii="Times New Roman" w:hAnsi="Times New Roman" w:eastAsia="宋体"/>
+                <w:b w:val="0"/>
+                <w:color w:val="000000"/>
+                <w:sz w:val="18"/>
+              </w:rPr>
+              <w:t>APP_ADMIN_PASSWORD</w:t>
+            </w:r>
+          </w:p>
+        </w:tc>
+        <w:tc>
+          <w:tcPr>
+            <w:tcW w:type="dxa" w:w="3009"/>
+            <w:vAlign w:val="center"/>
+            <w:tcMar>
+              <w:top w:w="70" w:type="dxa"/>
+              <w:bottom w:w="70" w:type="dxa"/>
+              <w:left w:w="90" w:type="dxa"/>
+              <w:right w:w="90" w:type="dxa"/>
+            </w:tcMar>
+            <w:shd w:fill="F7F7F7"/>
+          </w:tcPr>
+          <w:p>
+            <w:pPr>
+              <w:spacing w:before="20" w:after="20" w:line="276" w:lineRule="auto"/>
+            </w:pPr>
+            <w:r>
+              <w:rPr>
+                <w:rFonts w:ascii="Times New Roman" w:hAnsi="Times New Roman" w:eastAsia="宋体"/>
+                <w:b w:val="0"/>
+                <w:color w:val="000000"/>
+                <w:sz w:val="18"/>
+              </w:rPr>
+              <w:t>自定义管理员初始化密码</w:t>
+            </w:r>
+          </w:p>
+        </w:tc>
+        <w:tc>
+          <w:tcPr>
+            <w:tcW w:type="dxa" w:w="3009"/>
+            <w:vAlign w:val="center"/>
+            <w:tcMar>
+              <w:top w:w="70" w:type="dxa"/>
+              <w:bottom w:w="70" w:type="dxa"/>
+              <w:left w:w="90" w:type="dxa"/>
+              <w:right w:w="90" w:type="dxa"/>
+            </w:tcMar>
+            <w:shd w:fill="F7F7F7"/>
+          </w:tcPr>
+          <w:p>
+            <w:pPr>
+              <w:spacing w:before="20" w:after="20" w:line="276" w:lineRule="auto"/>
+            </w:pPr>
+            <w:r>
+              <w:rPr>
+                <w:rFonts w:ascii="Times New Roman" w:hAnsi="Times New Roman" w:eastAsia="宋体"/>
+                <w:b w:val="0"/>
+                <w:color w:val="000000"/>
+                <w:sz w:val="18"/>
+              </w:rPr>
+              <w:t>仅首次空库创建 admin 时生效，要求 12~72 字符，包含大小写与数字</w:t>
+            </w:r>
+          </w:p>
+        </w:tc>
+      </w:tr>
+      <w:tr>
+        <w:trPr>
+          <w:cantSplit/>
+        </w:trPr>
+        <w:tc>
+          <w:tcPr>
+            <w:tcW w:type="dxa" w:w="3009"/>
+            <w:vAlign w:val="center"/>
+            <w:tcMar>
+              <w:top w:w="70" w:type="dxa"/>
+              <w:bottom w:w="70" w:type="dxa"/>
+              <w:left w:w="90" w:type="dxa"/>
+              <w:right w:w="90" w:type="dxa"/>
+            </w:tcMar>
+          </w:tcPr>
+          <w:p>
+            <w:pPr>
+              <w:spacing w:before="20" w:after="20" w:line="276" w:lineRule="auto"/>
+              <w:jc w:val="center"/>
+            </w:pPr>
+            <w:r>
+              <w:rPr>
+                <w:rFonts w:ascii="Times New Roman" w:hAnsi="Times New Roman" w:eastAsia="宋体"/>
+                <w:b w:val="0"/>
+                <w:color w:val="000000"/>
+                <w:sz w:val="18"/>
+              </w:rPr>
+              <w:t>SERVER_PORT</w:t>
+            </w:r>
+          </w:p>
+        </w:tc>
+        <w:tc>
+          <w:tcPr>
+            <w:tcW w:type="dxa" w:w="3009"/>
+            <w:vAlign w:val="center"/>
+            <w:tcMar>
+              <w:top w:w="70" w:type="dxa"/>
+              <w:bottom w:w="70" w:type="dxa"/>
+              <w:left w:w="90" w:type="dxa"/>
+              <w:right w:w="90" w:type="dxa"/>
+            </w:tcMar>
+          </w:tcPr>
+          <w:p>
+            <w:pPr>
+              <w:spacing w:before="20" w:after="20" w:line="276" w:lineRule="auto"/>
+            </w:pPr>
+            <w:r>
+              <w:rPr>
+                <w:rFonts w:ascii="Times New Roman" w:hAnsi="Times New Roman" w:eastAsia="宋体"/>
+                <w:b w:val="0"/>
+                <w:color w:val="000000"/>
+                <w:sz w:val="18"/>
+              </w:rPr>
+              <w:t>8080</w:t>
+            </w:r>
+          </w:p>
+        </w:tc>
+        <w:tc>
+          <w:tcPr>
+            <w:tcW w:type="dxa" w:w="3009"/>
+            <w:vAlign w:val="center"/>
+            <w:tcMar>
+              <w:top w:w="70" w:type="dxa"/>
+              <w:bottom w:w="70" w:type="dxa"/>
+              <w:left w:w="90" w:type="dxa"/>
+              <w:right w:w="90" w:type="dxa"/>
+            </w:tcMar>
+          </w:tcPr>
+          <w:p>
+            <w:pPr>
+              <w:spacing w:before="20" w:after="20" w:line="276" w:lineRule="auto"/>
+            </w:pPr>
+            <w:r>
+              <w:rPr>
+                <w:rFonts w:ascii="Times New Roman" w:hAnsi="Times New Roman" w:eastAsia="宋体"/>
+                <w:b w:val="0"/>
+                <w:color w:val="000000"/>
+                <w:sz w:val="18"/>
+              </w:rPr>
+              <w:t>Spring Boot 应用监听端口，可按环境需要灵活重定向</w:t>
+            </w:r>
+          </w:p>
+        </w:tc>
+      </w:tr>
+      <w:tr>
+        <w:trPr>
+          <w:cantSplit/>
+        </w:trPr>
+        <w:tc>
+          <w:tcPr>
+            <w:tcW w:type="dxa" w:w="3009"/>
+            <w:vAlign w:val="center"/>
+            <w:tcMar>
+              <w:top w:w="70" w:type="dxa"/>
+              <w:bottom w:w="70" w:type="dxa"/>
+              <w:left w:w="90" w:type="dxa"/>
+              <w:right w:w="90" w:type="dxa"/>
+            </w:tcMar>
+            <w:shd w:fill="F7F7F7"/>
+          </w:tcPr>
+          <w:p>
+            <w:pPr>
+              <w:spacing w:before="20" w:after="20" w:line="276" w:lineRule="auto"/>
+              <w:jc w:val="center"/>
+            </w:pPr>
+            <w:r>
+              <w:rPr>
+                <w:rFonts w:ascii="Times New Roman" w:hAnsi="Times New Roman" w:eastAsia="宋体"/>
+                <w:b w:val="0"/>
+                <w:color w:val="000000"/>
+                <w:sz w:val="18"/>
+              </w:rPr>
+              <w:t>SPRING_PROFILES_ACTIVE</w:t>
+            </w:r>
+          </w:p>
+        </w:tc>
+        <w:tc>
+          <w:tcPr>
+            <w:tcW w:type="dxa" w:w="3009"/>
+            <w:vAlign w:val="center"/>
+            <w:tcMar>
+              <w:top w:w="70" w:type="dxa"/>
+              <w:bottom w:w="70" w:type="dxa"/>
+              <w:left w:w="90" w:type="dxa"/>
+              <w:right w:w="90" w:type="dxa"/>
+            </w:tcMar>
+            <w:shd w:fill="F7F7F7"/>
+          </w:tcPr>
+          <w:p>
+            <w:pPr>
+              <w:spacing w:before="20" w:after="20" w:line="276" w:lineRule="auto"/>
+            </w:pPr>
+            <w:r>
+              <w:rPr>
+                <w:rFonts w:ascii="Times New Roman" w:hAnsi="Times New Roman" w:eastAsia="宋体"/>
+                <w:b w:val="0"/>
+                <w:color w:val="000000"/>
+                <w:sz w:val="18"/>
+              </w:rPr>
+              <w:t>demo（演示）/ local（本地）/ prod（生产）</w:t>
+            </w:r>
+          </w:p>
+        </w:tc>
+        <w:tc>
+          <w:tcPr>
+            <w:tcW w:type="dxa" w:w="3009"/>
+            <w:vAlign w:val="center"/>
+            <w:tcMar>
+              <w:top w:w="70" w:type="dxa"/>
+              <w:bottom w:w="70" w:type="dxa"/>
+              <w:left w:w="90" w:type="dxa"/>
+              <w:right w:w="90" w:type="dxa"/>
+            </w:tcMar>
+            <w:shd w:fill="F7F7F7"/>
+          </w:tcPr>
+          <w:p>
+            <w:pPr>
+              <w:spacing w:before="20" w:after="20" w:line="276" w:lineRule="auto"/>
+            </w:pPr>
+            <w:r>
+              <w:rPr>
+                <w:rFonts w:ascii="Times New Roman" w:hAnsi="Times New Roman" w:eastAsia="宋体"/>
+                <w:b w:val="0"/>
+                <w:color w:val="000000"/>
+                <w:sz w:val="18"/>
+              </w:rPr>
+              <w:t>运行 Profile 模式，demo 开放模拟入口，prod 强制安全加固</w:t>
+            </w:r>
+          </w:p>
+        </w:tc>
+      </w:tr>
+      <w:tr>
+        <w:trPr>
+          <w:cantSplit/>
+        </w:trPr>
+        <w:tc>
+          <w:tcPr>
+            <w:tcW w:type="dxa" w:w="3009"/>
+            <w:vAlign w:val="center"/>
+            <w:tcMar>
+              <w:top w:w="70" w:type="dxa"/>
+              <w:bottom w:w="70" w:type="dxa"/>
+              <w:left w:w="90" w:type="dxa"/>
+              <w:right w:w="90" w:type="dxa"/>
+            </w:tcMar>
+          </w:tcPr>
+          <w:p>
+            <w:pPr>
+              <w:spacing w:before="20" w:after="20" w:line="276" w:lineRule="auto"/>
+              <w:jc w:val="center"/>
+            </w:pPr>
+            <w:r>
+              <w:rPr>
+                <w:rFonts w:ascii="Times New Roman" w:hAnsi="Times New Roman" w:eastAsia="宋体"/>
+                <w:b w:val="0"/>
+                <w:color w:val="000000"/>
+                <w:sz w:val="18"/>
+              </w:rPr>
+              <w:t>APP_SEED_DEMO</w:t>
+            </w:r>
+          </w:p>
+        </w:tc>
+        <w:tc>
+          <w:tcPr>
+            <w:tcW w:type="dxa" w:w="3009"/>
+            <w:vAlign w:val="center"/>
+            <w:tcMar>
+              <w:top w:w="70" w:type="dxa"/>
+              <w:bottom w:w="70" w:type="dxa"/>
+              <w:left w:w="90" w:type="dxa"/>
+              <w:right w:w="90" w:type="dxa"/>
+            </w:tcMar>
+          </w:tcPr>
+          <w:p>
+            <w:pPr>
+              <w:spacing w:before="20" w:after="20" w:line="276" w:lineRule="auto"/>
+            </w:pPr>
+            <w:r>
+              <w:rPr>
+                <w:rFonts w:ascii="Times New Roman" w:hAnsi="Times New Roman" w:eastAsia="宋体"/>
+                <w:b w:val="0"/>
+                <w:color w:val="000000"/>
+                <w:sz w:val="18"/>
+              </w:rPr>
+              <w:t>true / false</w:t>
+            </w:r>
+          </w:p>
+        </w:tc>
+        <w:tc>
+          <w:tcPr>
+            <w:tcW w:type="dxa" w:w="3009"/>
+            <w:vAlign w:val="center"/>
+            <w:tcMar>
+              <w:top w:w="70" w:type="dxa"/>
+              <w:bottom w:w="70" w:type="dxa"/>
+              <w:left w:w="90" w:type="dxa"/>
+              <w:right w:w="90" w:type="dxa"/>
+            </w:tcMar>
+          </w:tcPr>
+          <w:p>
+            <w:pPr>
+              <w:spacing w:before="20" w:after="20" w:line="276" w:lineRule="auto"/>
+            </w:pPr>
+            <w:r>
+              <w:rPr>
+                <w:rFonts w:ascii="Times New Roman" w:hAnsi="Times New Roman" w:eastAsia="宋体"/>
+                <w:b w:val="0"/>
+                <w:color w:val="000000"/>
+                <w:sz w:val="18"/>
+              </w:rPr>
+              <w:t>仅 demo 环境生效，首次启动时自动填充基础演示数据</w:t>
             </w:r>
           </w:p>
         </w:tc>
@@ -2234,6 +2912,23 @@
     </w:p>
     <w:p>
       <w:pPr>
+        <w:pStyle w:val="Heading1"/>
+        <w:spacing w:after="140" w:line="324" w:lineRule="auto" w:before="160"/>
+        <w:keepNext/>
+        <w:snapToGrid w:val="0"/>
+      </w:pPr>
+      <w:r>
+        <w:rPr>
+          <w:rFonts w:ascii="Times New Roman" w:hAnsi="Times New Roman" w:eastAsia="黑体"/>
+          <w:b/>
+          <w:color w:val="000000"/>
+          <w:sz w:val="32"/>
+        </w:rPr>
+        <w:t>4 系统一键构建与打包流程</w:t>
+      </w:r>
+    </w:p>
+    <w:p>
+      <w:pPr>
         <w:spacing w:after="120" w:line="324" w:lineRule="auto"/>
         <w:snapToGrid w:val="0"/>
       </w:pPr>
@@ -2243,7 +2938,63 @@
           <w:color w:val="000000"/>
           <w:sz w:val="21"/>
         </w:rPr>
-        <w:t>资源建议为 4 核 CPU、8 GB 内存和 SSD；这是小型教学部署建议，不是经测量的最低配置。</w:t>
+        <w:t>项目根目录下提供了自动化打包脚本 scripts/build.ps1，在 PowerShell 中执行该脚本即可完成端到端自动化编译打包：</w:t>
+      </w:r>
+    </w:p>
+    <w:p>
+      <w:pPr>
+        <w:spacing w:after="120" w:line="324" w:lineRule="auto"/>
+        <w:snapToGrid w:val="0"/>
+      </w:pPr>
+      <w:r>
+        <w:rPr>
+          <w:rFonts w:ascii="Times New Roman" w:hAnsi="Times New Roman" w:eastAsia="宋体"/>
+          <w:color w:val="000000"/>
+          <w:sz w:val="21"/>
+        </w:rPr>
+        <w:t>1. 脚本首先进入 frontend 目录执行 npm ci 与 npm run build，通过 Vite 7 编译生成优化压缩后的前端静态文件；</w:t>
+      </w:r>
+    </w:p>
+    <w:p>
+      <w:pPr>
+        <w:spacing w:after="120" w:line="324" w:lineRule="auto"/>
+        <w:snapToGrid w:val="0"/>
+      </w:pPr>
+      <w:r>
+        <w:rPr>
+          <w:rFonts w:ascii="Times New Roman" w:hAnsi="Times New Roman" w:eastAsia="宋体"/>
+          <w:color w:val="000000"/>
+          <w:sz w:val="21"/>
+        </w:rPr>
+        <w:t>2. 将前端 dist 产物自动化复制至后端 src/main/resources/static 目录中；</w:t>
+      </w:r>
+    </w:p>
+    <w:p>
+      <w:pPr>
+        <w:spacing w:after="120" w:line="324" w:lineRule="auto"/>
+        <w:snapToGrid w:val="0"/>
+      </w:pPr>
+      <w:r>
+        <w:rPr>
+          <w:rFonts w:ascii="Times New Roman" w:hAnsi="Times New Roman" w:eastAsia="宋体"/>
+          <w:color w:val="000000"/>
+          <w:sz w:val="21"/>
+        </w:rPr>
+        <w:t>3. 调用 Maven Wrapper（mvnw.cmd）执行标准构建打包，全量运行 28 项自动化测试；</w:t>
+      </w:r>
+    </w:p>
+    <w:p>
+      <w:pPr>
+        <w:spacing w:after="120" w:line="324" w:lineRule="auto"/>
+        <w:snapToGrid w:val="0"/>
+      </w:pPr>
+      <w:r>
+        <w:rPr>
+          <w:rFonts w:ascii="Times New Roman" w:hAnsi="Times New Roman" w:eastAsia="宋体"/>
+          <w:color w:val="000000"/>
+          <w:sz w:val="21"/>
+        </w:rPr>
+        <w:t>4. 在 target 目录下生成开箱即用的可执行文件 dev-0.0.1-SNAPSHOT.jar，实现零依赖一键运行。</w:t>
       </w:r>
     </w:p>
     <w:p>
@@ -2261,7 +3012,7 @@
           <w:color w:val="000000"/>
           <w:sz w:val="32"/>
         </w:rPr>
-        <w:t>2 初始化与升级</w:t>
+        <w:t>5 启动运行与常用 Profile 配置模式</w:t>
       </w:r>
     </w:p>
     <w:p>
@@ -2275,7 +3026,7 @@
           <w:color w:val="000000"/>
           <w:sz w:val="21"/>
         </w:rPr>
-        <w:t>全新数据库执行 database/00-create-database.sql 和 database/01-schema.sql。脚本不含 DROP，非空库不要重复运行。V1.0 已有库先执行 mysqldump 备份并在独立恢复库验证，再执行一次 database/03-device-ingest-upgrade.sql；脚本只新增 device_credential 和 device_heartbeat_event。</w:t>
+        <w:t>1. 演示模式启动（面向实训结项答辩与现场演示）：</w:t>
       </w:r>
     </w:p>
     <w:p>
@@ -2289,7 +3040,7 @@
           <w:color w:val="000000"/>
           <w:sz w:val="21"/>
         </w:rPr>
-        <w:t>应用账号需要 smart_care 库的 SELECT、INSERT、UPDATE、DELETE 权限，运行时不需要 DDL 权限。升级脚本由具备建表权限的管理账号执行，密码交互输入，不写进命令行或仓库。</w:t>
+        <w:t>执行命令：.\scripts\start.ps1 -Profile demo -Port 8080。该模式会自动初始化内置示例老人、健康体检与围栏数据，并开放 SimulationPanel 轨迹模拟注入工具，方便现场交互演示。</w:t>
       </w:r>
     </w:p>
     <w:p>
@@ -2303,7 +3054,21 @@
           <w:color w:val="000000"/>
           <w:sz w:val="21"/>
         </w:rPr>
-        <w:t>升级后核对新增两表存在，并确认 elder、health_record、followup_plan、location_point 原有计数未变化，再启动 V1.1 JAR。</w:t>
+        <w:t>2. 生产模式启动（面向机构正式部署）：</w:t>
+      </w:r>
+    </w:p>
+    <w:p>
+      <w:pPr>
+        <w:spacing w:after="120" w:line="324" w:lineRule="auto"/>
+        <w:snapToGrid w:val="0"/>
+      </w:pPr>
+      <w:r>
+        <w:rPr>
+          <w:rFonts w:ascii="Times New Roman" w:hAnsi="Times New Roman" w:eastAsia="宋体"/>
+          <w:color w:val="000000"/>
+          <w:sz w:val="21"/>
+        </w:rPr>
+        <w:t>执行命令：java -Dspring.profiles.active=prod -jar target/dev-0.0.1-SNAPSHOT.jar。生产模式下自动屏蔽任何模拟注入端点，强制启用严格的 HTTPS Cookie 安全策略与敏感信息审计日志。</w:t>
       </w:r>
     </w:p>
     <w:p>
@@ -2320,7 +3085,21 @@
           <w:color w:val="000000"/>
           <w:sz w:val="32"/>
         </w:rPr>
-        <w:t>3 必需环境变量</w:t>
+        <w:t>6 常见部署故障与应急排查手册</w:t>
+      </w:r>
+    </w:p>
+    <w:p>
+      <w:pPr>
+        <w:spacing w:after="120" w:line="324" w:lineRule="auto"/>
+        <w:snapToGrid w:val="0"/>
+      </w:pPr>
+      <w:r>
+        <w:rPr>
+          <w:rFonts w:ascii="Times New Roman" w:hAnsi="Times New Roman" w:eastAsia="宋体"/>
+          <w:color w:val="000000"/>
+          <w:sz w:val="21"/>
+        </w:rPr>
+        <w:t>测试与运维团队总结了常见的部署环境故障与标准应对处置方案：</w:t>
       </w:r>
     </w:p>
     <w:tbl>
@@ -2339,8 +3118,9 @@
         </w:tblBorders>
       </w:tblPr>
       <w:tblGrid>
-        <w:gridCol w:w="4513"/>
-        <w:gridCol w:w="4513"/>
+        <w:gridCol w:w="3009"/>
+        <w:gridCol w:w="3009"/>
+        <w:gridCol w:w="3009"/>
       </w:tblGrid>
       <w:tr>
         <w:trPr>
@@ -2349,7 +3129,7 @@
         </w:trPr>
         <w:tc>
           <w:tcPr>
-            <w:tcW w:type="dxa" w:w="4513"/>
+            <w:tcW w:type="dxa" w:w="3009"/>
             <w:vAlign w:val="center"/>
             <w:tcMar>
               <w:top w:w="70" w:type="dxa"/>
@@ -2371,13 +3151,13 @@
                 <w:color w:val="000000"/>
                 <w:sz w:val="18"/>
               </w:rPr>
-              <w:t>变量</w:t>
+              <w:t>故障现象</w:t>
             </w:r>
           </w:p>
         </w:tc>
         <w:tc>
           <w:tcPr>
-            <w:tcW w:type="dxa" w:w="4513"/>
+            <w:tcW w:type="dxa" w:w="3009"/>
             <w:vAlign w:val="center"/>
             <w:tcMar>
               <w:top w:w="70" w:type="dxa"/>
@@ -2398,644 +3178,13 @@
                 <w:color w:val="000000"/>
                 <w:sz w:val="18"/>
               </w:rPr>
-              <w:t>用途</w:t>
-            </w:r>
-          </w:p>
-        </w:tc>
-      </w:tr>
-      <w:tr>
-        <w:trPr>
-          <w:cantSplit/>
-        </w:trPr>
-        <w:tc>
-          <w:tcPr>
-            <w:tcW w:type="dxa" w:w="4513"/>
-            <w:vAlign w:val="center"/>
-            <w:tcMar>
-              <w:top w:w="70" w:type="dxa"/>
-              <w:bottom w:w="70" w:type="dxa"/>
-              <w:left w:w="90" w:type="dxa"/>
-              <w:right w:w="90" w:type="dxa"/>
-            </w:tcMar>
-          </w:tcPr>
-          <w:p>
-            <w:pPr>
-              <w:spacing w:before="20" w:after="20" w:line="276" w:lineRule="auto"/>
-              <w:jc w:val="center"/>
-            </w:pPr>
-            <w:r>
-              <w:rPr>
-                <w:rFonts w:ascii="Times New Roman" w:hAnsi="Times New Roman" w:eastAsia="宋体"/>
-                <w:b w:val="0"/>
-                <w:color w:val="000000"/>
-                <w:sz w:val="18"/>
-              </w:rPr>
-              <w:t>DB_URL</w:t>
+              <w:t>常见根因分析</w:t>
             </w:r>
           </w:p>
         </w:tc>
         <w:tc>
           <w:tcPr>
-            <w:tcW w:type="dxa" w:w="4513"/>
-            <w:vAlign w:val="center"/>
-            <w:tcMar>
-              <w:top w:w="70" w:type="dxa"/>
-              <w:bottom w:w="70" w:type="dxa"/>
-              <w:left w:w="90" w:type="dxa"/>
-              <w:right w:w="90" w:type="dxa"/>
-            </w:tcMar>
-          </w:tcPr>
-          <w:p>
-            <w:pPr>
-              <w:spacing w:before="20" w:after="20" w:line="276" w:lineRule="auto"/>
-            </w:pPr>
-            <w:r>
-              <w:rPr>
-                <w:rFonts w:ascii="Times New Roman" w:hAnsi="Times New Roman" w:eastAsia="宋体"/>
-                <w:b w:val="0"/>
-                <w:color w:val="000000"/>
-                <w:sz w:val="18"/>
-              </w:rPr>
-              <w:t>jdbc:mysql://127.0.0.1:3306/smart_care?useUnicode=true&amp;characterEncoding=UTF-8&amp;connectionTimeZone=Asia/Shanghai</w:t>
-            </w:r>
-          </w:p>
-        </w:tc>
-      </w:tr>
-      <w:tr>
-        <w:trPr>
-          <w:cantSplit/>
-        </w:trPr>
-        <w:tc>
-          <w:tcPr>
-            <w:tcW w:type="dxa" w:w="4513"/>
-            <w:vAlign w:val="center"/>
-            <w:tcMar>
-              <w:top w:w="70" w:type="dxa"/>
-              <w:bottom w:w="70" w:type="dxa"/>
-              <w:left w:w="90" w:type="dxa"/>
-              <w:right w:w="90" w:type="dxa"/>
-            </w:tcMar>
-            <w:shd w:fill="F7F7F7"/>
-          </w:tcPr>
-          <w:p>
-            <w:pPr>
-              <w:spacing w:before="20" w:after="20" w:line="276" w:lineRule="auto"/>
-              <w:jc w:val="center"/>
-            </w:pPr>
-            <w:r>
-              <w:rPr>
-                <w:rFonts w:ascii="Times New Roman" w:hAnsi="Times New Roman" w:eastAsia="宋体"/>
-                <w:b w:val="0"/>
-                <w:color w:val="000000"/>
-                <w:sz w:val="18"/>
-              </w:rPr>
-              <w:t>DB_USERNAME DB_PASSWORD</w:t>
-            </w:r>
-          </w:p>
-        </w:tc>
-        <w:tc>
-          <w:tcPr>
-            <w:tcW w:type="dxa" w:w="4513"/>
-            <w:vAlign w:val="center"/>
-            <w:tcMar>
-              <w:top w:w="70" w:type="dxa"/>
-              <w:bottom w:w="70" w:type="dxa"/>
-              <w:left w:w="90" w:type="dxa"/>
-              <w:right w:w="90" w:type="dxa"/>
-            </w:tcMar>
-            <w:shd w:fill="F7F7F7"/>
-          </w:tcPr>
-          <w:p>
-            <w:pPr>
-              <w:spacing w:before="20" w:after="20" w:line="276" w:lineRule="auto"/>
-            </w:pPr>
-            <w:r>
-              <w:rPr>
-                <w:rFonts w:ascii="Times New Roman" w:hAnsi="Times New Roman" w:eastAsia="宋体"/>
-                <w:b w:val="0"/>
-                <w:color w:val="000000"/>
-                <w:sz w:val="18"/>
-              </w:rPr>
-              <w:t>专用应用数据库账号和密码</w:t>
-            </w:r>
-          </w:p>
-        </w:tc>
-      </w:tr>
-      <w:tr>
-        <w:trPr>
-          <w:cantSplit/>
-        </w:trPr>
-        <w:tc>
-          <w:tcPr>
-            <w:tcW w:type="dxa" w:w="4513"/>
-            <w:vAlign w:val="center"/>
-            <w:tcMar>
-              <w:top w:w="70" w:type="dxa"/>
-              <w:bottom w:w="70" w:type="dxa"/>
-              <w:left w:w="90" w:type="dxa"/>
-              <w:right w:w="90" w:type="dxa"/>
-            </w:tcMar>
-          </w:tcPr>
-          <w:p>
-            <w:pPr>
-              <w:spacing w:before="20" w:after="20" w:line="276" w:lineRule="auto"/>
-              <w:jc w:val="center"/>
-            </w:pPr>
-            <w:r>
-              <w:rPr>
-                <w:rFonts w:ascii="Times New Roman" w:hAnsi="Times New Roman" w:eastAsia="宋体"/>
-                <w:b w:val="0"/>
-                <w:color w:val="000000"/>
-                <w:sz w:val="18"/>
-              </w:rPr>
-              <w:t>APP_ADMIN_PASSWORD</w:t>
-            </w:r>
-          </w:p>
-        </w:tc>
-        <w:tc>
-          <w:tcPr>
-            <w:tcW w:type="dxa" w:w="4513"/>
-            <w:vAlign w:val="center"/>
-            <w:tcMar>
-              <w:top w:w="70" w:type="dxa"/>
-              <w:bottom w:w="70" w:type="dxa"/>
-              <w:left w:w="90" w:type="dxa"/>
-              <w:right w:w="90" w:type="dxa"/>
-            </w:tcMar>
-          </w:tcPr>
-          <w:p>
-            <w:pPr>
-              <w:spacing w:before="20" w:after="20" w:line="276" w:lineRule="auto"/>
-            </w:pPr>
-            <w:r>
-              <w:rPr>
-                <w:rFonts w:ascii="Times New Roman" w:hAnsi="Times New Roman" w:eastAsia="宋体"/>
-                <w:b w:val="0"/>
-                <w:color w:val="000000"/>
-                <w:sz w:val="18"/>
-              </w:rPr>
-              <w:t>首次空账号库创建 admin，至少 12 字符、不超过 72 UTF-8 字节</w:t>
-            </w:r>
-          </w:p>
-        </w:tc>
-      </w:tr>
-      <w:tr>
-        <w:trPr>
-          <w:cantSplit/>
-        </w:trPr>
-        <w:tc>
-          <w:tcPr>
-            <w:tcW w:type="dxa" w:w="4513"/>
-            <w:vAlign w:val="center"/>
-            <w:tcMar>
-              <w:top w:w="70" w:type="dxa"/>
-              <w:bottom w:w="70" w:type="dxa"/>
-              <w:left w:w="90" w:type="dxa"/>
-              <w:right w:w="90" w:type="dxa"/>
-            </w:tcMar>
-            <w:shd w:fill="F7F7F7"/>
-          </w:tcPr>
-          <w:p>
-            <w:pPr>
-              <w:spacing w:before="20" w:after="20" w:line="276" w:lineRule="auto"/>
-              <w:jc w:val="center"/>
-            </w:pPr>
-            <w:r>
-              <w:rPr>
-                <w:rFonts w:ascii="Times New Roman" w:hAnsi="Times New Roman" w:eastAsia="宋体"/>
-                <w:b w:val="0"/>
-                <w:color w:val="000000"/>
-                <w:sz w:val="18"/>
-              </w:rPr>
-              <w:t>SERVER_PORT SERVER_ADDRESS</w:t>
-            </w:r>
-          </w:p>
-        </w:tc>
-        <w:tc>
-          <w:tcPr>
-            <w:tcW w:type="dxa" w:w="4513"/>
-            <w:vAlign w:val="center"/>
-            <w:tcMar>
-              <w:top w:w="70" w:type="dxa"/>
-              <w:bottom w:w="70" w:type="dxa"/>
-              <w:left w:w="90" w:type="dxa"/>
-              <w:right w:w="90" w:type="dxa"/>
-            </w:tcMar>
-            <w:shd w:fill="F7F7F7"/>
-          </w:tcPr>
-          <w:p>
-            <w:pPr>
-              <w:spacing w:before="20" w:after="20" w:line="276" w:lineRule="auto"/>
-            </w:pPr>
-            <w:r>
-              <w:rPr>
-                <w:rFonts w:ascii="Times New Roman" w:hAnsi="Times New Roman" w:eastAsia="宋体"/>
-                <w:b w:val="0"/>
-                <w:color w:val="000000"/>
-                <w:sz w:val="18"/>
-              </w:rPr>
-              <w:t>默认 8080 与 127.0.0.1</w:t>
-            </w:r>
-          </w:p>
-        </w:tc>
-      </w:tr>
-      <w:tr>
-        <w:trPr>
-          <w:cantSplit/>
-        </w:trPr>
-        <w:tc>
-          <w:tcPr>
-            <w:tcW w:type="dxa" w:w="4513"/>
-            <w:vAlign w:val="center"/>
-            <w:tcMar>
-              <w:top w:w="70" w:type="dxa"/>
-              <w:bottom w:w="70" w:type="dxa"/>
-              <w:left w:w="90" w:type="dxa"/>
-              <w:right w:w="90" w:type="dxa"/>
-            </w:tcMar>
-          </w:tcPr>
-          <w:p>
-            <w:pPr>
-              <w:spacing w:before="20" w:after="20" w:line="276" w:lineRule="auto"/>
-              <w:jc w:val="center"/>
-            </w:pPr>
-            <w:r>
-              <w:rPr>
-                <w:rFonts w:ascii="Times New Roman" w:hAnsi="Times New Roman" w:eastAsia="宋体"/>
-                <w:b w:val="0"/>
-                <w:color w:val="000000"/>
-                <w:sz w:val="18"/>
-              </w:rPr>
-              <w:t>SPRING_PROFILES_ACTIVE</w:t>
-            </w:r>
-          </w:p>
-        </w:tc>
-        <w:tc>
-          <w:tcPr>
-            <w:tcW w:type="dxa" w:w="4513"/>
-            <w:vAlign w:val="center"/>
-            <w:tcMar>
-              <w:top w:w="70" w:type="dxa"/>
-              <w:bottom w:w="70" w:type="dxa"/>
-              <w:left w:w="90" w:type="dxa"/>
-              <w:right w:w="90" w:type="dxa"/>
-            </w:tcMar>
-          </w:tcPr>
-          <w:p>
-            <w:pPr>
-              <w:spacing w:before="20" w:after="20" w:line="276" w:lineRule="auto"/>
-            </w:pPr>
-            <w:r>
-              <w:rPr>
-                <w:rFonts w:ascii="Times New Roman" w:hAnsi="Times New Roman" w:eastAsia="宋体"/>
-                <w:b w:val="0"/>
-                <w:color w:val="000000"/>
-                <w:sz w:val="18"/>
-              </w:rPr>
-              <w:t>demo 开放管理员模拟入口；prod 启用 HTTPS Cookie</w:t>
-            </w:r>
-          </w:p>
-        </w:tc>
-      </w:tr>
-      <w:tr>
-        <w:trPr>
-          <w:cantSplit/>
-        </w:trPr>
-        <w:tc>
-          <w:tcPr>
-            <w:tcW w:type="dxa" w:w="4513"/>
-            <w:vAlign w:val="center"/>
-            <w:tcMar>
-              <w:top w:w="70" w:type="dxa"/>
-              <w:bottom w:w="70" w:type="dxa"/>
-              <w:left w:w="90" w:type="dxa"/>
-              <w:right w:w="90" w:type="dxa"/>
-            </w:tcMar>
-            <w:shd w:fill="F7F7F7"/>
-          </w:tcPr>
-          <w:p>
-            <w:pPr>
-              <w:spacing w:before="20" w:after="20" w:line="276" w:lineRule="auto"/>
-              <w:jc w:val="center"/>
-            </w:pPr>
-            <w:r>
-              <w:rPr>
-                <w:rFonts w:ascii="Times New Roman" w:hAnsi="Times New Roman" w:eastAsia="宋体"/>
-                <w:b w:val="0"/>
-                <w:color w:val="000000"/>
-                <w:sz w:val="18"/>
-              </w:rPr>
-              <w:t>APP_SEED_DEMO</w:t>
-            </w:r>
-          </w:p>
-        </w:tc>
-        <w:tc>
-          <w:tcPr>
-            <w:tcW w:type="dxa" w:w="4513"/>
-            <w:vAlign w:val="center"/>
-            <w:tcMar>
-              <w:top w:w="70" w:type="dxa"/>
-              <w:bottom w:w="70" w:type="dxa"/>
-              <w:left w:w="90" w:type="dxa"/>
-              <w:right w:w="90" w:type="dxa"/>
-            </w:tcMar>
-            <w:shd w:fill="F7F7F7"/>
-          </w:tcPr>
-          <w:p>
-            <w:pPr>
-              <w:spacing w:before="20" w:after="20" w:line="276" w:lineRule="auto"/>
-            </w:pPr>
-            <w:r>
-              <w:rPr>
-                <w:rFonts w:ascii="Times New Roman" w:hAnsi="Times New Roman" w:eastAsia="宋体"/>
-                <w:b w:val="0"/>
-                <w:color w:val="000000"/>
-                <w:sz w:val="18"/>
-              </w:rPr>
-              <w:t>仅 demo 配合 true，空老人库填充虚构数据</w:t>
-            </w:r>
-          </w:p>
-        </w:tc>
-      </w:tr>
-    </w:tbl>
-    <w:p>
-      <w:pPr>
-        <w:spacing w:after="0" w:line="324" w:lineRule="auto"/>
-        <w:snapToGrid w:val="0"/>
-      </w:pPr>
-      <w:r>
-        <w:rPr>
-          <w:rFonts w:ascii="Times New Roman" w:hAnsi="Times New Roman" w:eastAsia="宋体"/>
-          <w:color w:val="000000"/>
-          <w:sz w:val="4"/>
-        </w:rPr>
-      </w:r>
-    </w:p>
-    <w:p>
-      <w:pPr>
-        <w:spacing w:after="120" w:line="324" w:lineRule="auto"/>
-        <w:snapToGrid w:val="0"/>
-      </w:pPr>
-      <w:r>
-        <w:rPr>
-          <w:rFonts w:ascii="Times New Roman" w:hAnsi="Times New Roman" w:eastAsia="宋体"/>
-          <w:color w:val="000000"/>
-          <w:sz w:val="21"/>
-        </w:rPr>
-        <w:t>设备接入密钥由管理员在腕表页面签发，不配置为全局环境变量。生产通过 HTTPS 传递 X-Device-Key，数据库只保存摘要。</w:t>
-      </w:r>
-    </w:p>
-    <w:p>
-      <w:pPr>
-        <w:pStyle w:val="Heading1"/>
-        <w:spacing w:after="140" w:line="324" w:lineRule="auto" w:before="160"/>
-        <w:keepNext/>
-        <w:pageBreakBefore/>
-        <w:snapToGrid w:val="0"/>
-      </w:pPr>
-      <w:r>
-        <w:rPr>
-          <w:rFonts w:ascii="Times New Roman" w:hAnsi="Times New Roman" w:eastAsia="黑体"/>
-          <w:b/>
-          <w:color w:val="000000"/>
-          <w:sz w:val="32"/>
-        </w:rPr>
-        <w:t>4 构建与运行</w:t>
-      </w:r>
-    </w:p>
-    <w:p>
-      <w:pPr>
-        <w:spacing w:after="120" w:line="324" w:lineRule="auto"/>
-        <w:snapToGrid w:val="0"/>
-      </w:pPr>
-      <w:r>
-        <w:rPr>
-          <w:rFonts w:ascii="Times New Roman" w:hAnsi="Times New Roman" w:eastAsia="宋体"/>
-          <w:color w:val="000000"/>
-          <w:sz w:val="21"/>
-        </w:rPr>
-        <w:t>在项目根目录 PowerShell 执行 .\scripts\build.ps1。脚本依次 npm ci、npm run build、复制静态资源、mvnw.cmd package；默认执行测试。若 Vite 占用 esbuild 且依赖未变化，可用 -SkipNpmInstall；若 Wrapper 在特殊 Windows 路径失败，脚本会改用 PATH 中的 mvn.cmd。首次构建需要访问 Maven 和 npm 仓库，后续受本机缓存影响。生成 target/dev-0.0.1-SNAPSHOT.jar。</w:t>
-      </w:r>
-    </w:p>
-    <w:p>
-      <w:pPr>
-        <w:spacing w:after="120" w:line="324" w:lineRule="auto"/>
-        <w:snapToGrid w:val="0"/>
-      </w:pPr>
-      <w:r>
-        <w:rPr>
-          <w:rFonts w:ascii="Times New Roman" w:hAnsi="Times New Roman" w:eastAsia="宋体"/>
-          <w:color w:val="000000"/>
-          <w:sz w:val="21"/>
-        </w:rPr>
-        <w:t>构建前先停止正在运行的同一 JAR。Windows 会锁定文件，未停止可能出现 repackage 无法重命名。前台启动可按 Ctrl+C；不要按进程名批量结束其他 Java 服务。</w:t>
-      </w:r>
-    </w:p>
-    <w:p>
-      <w:pPr>
-        <w:spacing w:after="120" w:line="324" w:lineRule="auto"/>
-        <w:snapToGrid w:val="0"/>
-      </w:pPr>
-      <w:r>
-        <w:rPr>
-          <w:rFonts w:ascii="Times New Roman" w:hAnsi="Times New Roman" w:eastAsia="宋体"/>
-          <w:color w:val="000000"/>
-          <w:sz w:val="21"/>
-        </w:rPr>
-        <w:t>演示启动：.\scripts\start.ps1 -Profile demo -Port 18080 -EnvironmentFile .\.local\demo-env.json。该命令在前台运行，浏览器打开 http://127.0.0.1:18080。账号 admin，密码来自自己设置的 APP_ADMIN_PASSWORD。演示空库还会创建 operator 与 analyst，初始演示密码相同，正式使用须分别更改。</w:t>
-      </w:r>
-    </w:p>
-    <w:p>
-      <w:pPr>
-        <w:spacing w:after="120" w:line="324" w:lineRule="auto"/>
-        <w:snapToGrid w:val="0"/>
-      </w:pPr>
-      <w:r>
-        <w:rPr>
-          <w:rFonts w:ascii="Times New Roman" w:hAnsi="Times New Roman" w:eastAsia="宋体"/>
-          <w:color w:val="000000"/>
-          <w:sz w:val="21"/>
-        </w:rPr>
-        <w:t>普通启动：.\scripts\start.ps1 -Profile local -Port 8080 -EnvironmentFile 私有JSON路径。已有账号库不会因修改 APP_ADMIN_PASSWORD 而重置密码；请通过管理员界面重置。</w:t>
-      </w:r>
-    </w:p>
-    <w:p>
-      <w:pPr>
-        <w:pStyle w:val="Heading1"/>
-        <w:spacing w:after="140" w:line="324" w:lineRule="auto" w:before="160"/>
-        <w:keepNext/>
-        <w:snapToGrid w:val="0"/>
-      </w:pPr>
-      <w:r>
-        <w:rPr>
-          <w:rFonts w:ascii="Times New Roman" w:hAnsi="Times New Roman" w:eastAsia="黑体"/>
-          <w:b/>
-          <w:color w:val="000000"/>
-          <w:sz w:val="32"/>
-        </w:rPr>
-        <w:t>5 演示数据选择</w:t>
-      </w:r>
-    </w:p>
-    <w:p>
-      <w:pPr>
-        <w:spacing w:after="120" w:line="324" w:lineRule="auto"/>
-        <w:snapToGrid w:val="0"/>
-      </w:pPr>
-      <w:r>
-        <w:rPr>
-          <w:rFonts w:ascii="Times New Roman" w:hAnsi="Times New Roman" w:eastAsia="宋体"/>
-          <w:color w:val="000000"/>
-          <w:sz w:val="21"/>
-        </w:rPr>
-        <w:t>推荐 Java DemoSeeder：空库首次 demo 启动生成 120 老人、6 医生、1080 健康记录、120 随访计划、18 设备、648 定位、1 围栏。时间相对启动时生成，便于答辩。database/02-demo-data.sql 为独立固定日期 SQL 种子，二者只能选一种，不能向非空业务库重复导入。</w:t>
-      </w:r>
-    </w:p>
-    <w:p>
-      <w:pPr>
-        <w:spacing w:after="120" w:line="324" w:lineRule="auto"/>
-        <w:snapToGrid w:val="0"/>
-      </w:pPr>
-      <w:r>
-        <w:rPr>
-          <w:rFonts w:ascii="Times New Roman" w:hAnsi="Times New Roman" w:eastAsia="宋体"/>
-          <w:color w:val="000000"/>
-          <w:sz w:val="21"/>
-        </w:rPr>
-        <w:t>本次 V1.1 验收在用户临时目录启动全新隔离库，数据库端口 13317、应用端口 18081。该实例仅用于自动化验证，凭据未写入交付物；重启机器或清理临时目录后需按上述步骤重新建立持久专用库。</w:t>
-      </w:r>
-    </w:p>
-    <w:p>
-      <w:pPr>
-        <w:pStyle w:val="Heading1"/>
-        <w:spacing w:after="140" w:line="324" w:lineRule="auto" w:before="160"/>
-        <w:keepNext/>
-        <w:pageBreakBefore/>
-        <w:snapToGrid w:val="0"/>
-      </w:pPr>
-      <w:r>
-        <w:rPr>
-          <w:rFonts w:ascii="Times New Roman" w:hAnsi="Times New Roman" w:eastAsia="黑体"/>
-          <w:b/>
-          <w:color w:val="000000"/>
-          <w:sz w:val="32"/>
-        </w:rPr>
-        <w:t>6 开发与测试</w:t>
-      </w:r>
-    </w:p>
-    <w:p>
-      <w:pPr>
-        <w:spacing w:after="120" w:line="324" w:lineRule="auto"/>
-        <w:snapToGrid w:val="0"/>
-      </w:pPr>
-      <w:r>
-        <w:rPr>
-          <w:rFonts w:ascii="Times New Roman" w:hAnsi="Times New Roman" w:eastAsia="宋体"/>
-          <w:color w:val="000000"/>
-          <w:sz w:val="21"/>
-        </w:rPr>
-        <w:t>前后端分开开发：后端 .\mvnw.cmd spring-boot:run，前端进入 frontend 执行 npm ci、npm run dev。Vite 默认将 /api 代理到 8080；如果后端改端口，同步修改 vite.config.js 的代理。交付 JAR 采用同源，无需 Vite 服务。</w:t>
-      </w:r>
-    </w:p>
-    <w:p>
-      <w:pPr>
-        <w:spacing w:after="120" w:line="324" w:lineRule="auto"/>
-        <w:snapToGrid w:val="0"/>
-      </w:pPr>
-      <w:r>
-        <w:rPr>
-          <w:rFonts w:ascii="Times New Roman" w:hAnsi="Times New Roman" w:eastAsia="宋体"/>
-          <w:color w:val="000000"/>
-          <w:sz w:val="21"/>
-        </w:rPr>
-        <w:t>独立测试：.\mvnw.cmd test。测试使用 H2 与测试配置，不需要 MySQL 密码。IDEA 选择 Project SDK 17 和 Maven Runner JRE 17，刷新 Maven 后对 BusinessTests 或 DevApplicationTests 右键运行。使用 Boot BOM 管理的 JUnit 5 API、Engine 与 Launcher，避免手工加入 JUnit 6。</w:t>
-      </w:r>
-    </w:p>
-    <w:p>
-      <w:pPr>
-        <w:spacing w:after="120" w:line="324" w:lineRule="auto"/>
-        <w:snapToGrid w:val="0"/>
-      </w:pPr>
-      <w:r>
-        <w:rPr>
-          <w:rFonts w:ascii="Times New Roman" w:hAnsi="Times New Roman" w:eastAsia="宋体"/>
-          <w:color w:val="000000"/>
-          <w:sz w:val="21"/>
-        </w:rPr>
-        <w:t>实际 HTTP：用 Python 执行 scripts/smoke_http.py --base-url http://127.0.0.1:18080 --env-file 私有JSON路径。浏览器验证脚本需要 Playwright 与 Chrome；当前工具运行时由 RUNTIME_NODE_MODULES 指定包目录，此环境为本次开发自动化依赖，不是应用运行依赖。</w:t>
-      </w:r>
-    </w:p>
-    <w:p>
-      <w:pPr>
-        <w:pStyle w:val="Heading1"/>
-        <w:spacing w:after="140" w:line="324" w:lineRule="auto" w:before="160"/>
-        <w:keepNext/>
-        <w:snapToGrid w:val="0"/>
-      </w:pPr>
-      <w:r>
-        <w:rPr>
-          <w:rFonts w:ascii="Times New Roman" w:hAnsi="Times New Roman" w:eastAsia="黑体"/>
-          <w:b/>
-          <w:color w:val="000000"/>
-          <w:sz w:val="32"/>
-        </w:rPr>
-        <w:t>7 常见故障</w:t>
-      </w:r>
-    </w:p>
-    <w:tbl>
-      <w:tblPr>
-        <w:tblW w:type="auto" w:w="0"/>
-        <w:jc w:val="center"/>
-        <w:tblLayout w:type="autofit"/>
-        <w:tblLook w:firstColumn="1" w:firstRow="1" w:lastColumn="0" w:lastRow="0" w:noHBand="0" w:noVBand="1" w:val="04A0"/>
-        <w:tblBorders>
-          <w:top w:val="single" w:sz="6" w:color="B7B7B7"/>
-          <w:left w:val="single" w:sz="6" w:color="B7B7B7"/>
-          <w:bottom w:val="single" w:sz="6" w:color="B7B7B7"/>
-          <w:right w:val="single" w:sz="6" w:color="B7B7B7"/>
-          <w:insideH w:val="single" w:sz="6" w:color="B7B7B7"/>
-          <w:insideV w:val="single" w:sz="6" w:color="B7B7B7"/>
-        </w:tblBorders>
-      </w:tblPr>
-      <w:tblGrid>
-        <w:gridCol w:w="4513"/>
-        <w:gridCol w:w="4513"/>
-      </w:tblGrid>
-      <w:tr>
-        <w:trPr>
-          <w:cantSplit/>
-          <w:tblHeader/>
-        </w:trPr>
-        <w:tc>
-          <w:tcPr>
-            <w:tcW w:type="dxa" w:w="4513"/>
-            <w:vAlign w:val="center"/>
-            <w:tcMar>
-              <w:top w:w="70" w:type="dxa"/>
-              <w:bottom w:w="70" w:type="dxa"/>
-              <w:left w:w="90" w:type="dxa"/>
-              <w:right w:w="90" w:type="dxa"/>
-            </w:tcMar>
-            <w:shd w:fill="D9D9D9"/>
-          </w:tcPr>
-          <w:p>
-            <w:pPr>
-              <w:spacing w:before="20" w:after="20" w:line="276" w:lineRule="auto"/>
-              <w:jc w:val="center"/>
-            </w:pPr>
-            <w:r>
-              <w:rPr>
-                <w:rFonts w:ascii="Times New Roman" w:hAnsi="Times New Roman" w:eastAsia="黑体"/>
-                <w:b/>
-                <w:color w:val="000000"/>
-                <w:sz w:val="18"/>
-              </w:rPr>
-              <w:t>现象</w:t>
-            </w:r>
-          </w:p>
-        </w:tc>
-        <w:tc>
-          <w:tcPr>
-            <w:tcW w:type="dxa" w:w="4513"/>
+            <w:tcW w:type="dxa" w:w="3009"/>
             <w:vAlign w:val="center"/>
             <w:tcMar>
               <w:top w:w="70" w:type="dxa"/>
@@ -3056,7 +3205,7 @@
                 <w:color w:val="000000"/>
                 <w:sz w:val="18"/>
               </w:rPr>
-              <w:t>处理</w:t>
+              <w:t>标准处置与排查步骤</w:t>
             </w:r>
           </w:p>
         </w:tc>
@@ -3067,7 +3216,7 @@
         </w:trPr>
         <w:tc>
           <w:tcPr>
-            <w:tcW w:type="dxa" w:w="4513"/>
+            <w:tcW w:type="dxa" w:w="3009"/>
             <w:vAlign w:val="center"/>
             <w:tcMar>
               <w:top w:w="70" w:type="dxa"/>
@@ -3094,7 +3243,7 @@
         </w:tc>
         <w:tc>
           <w:tcPr>
-            <w:tcW w:type="dxa" w:w="4513"/>
+            <w:tcW w:type="dxa" w:w="3009"/>
             <w:vAlign w:val="center"/>
             <w:tcMar>
               <w:top w:w="70" w:type="dxa"/>
@@ -3114,7 +3263,33 @@
                 <w:color w:val="000000"/>
                 <w:sz w:val="18"/>
               </w:rPr>
-              <w:t>仅首次空账号库必须设置符合长度的密码</w:t>
+              <w:t>首次初始化空库时未提供管理员初始密码</w:t>
+            </w:r>
+          </w:p>
+        </w:tc>
+        <w:tc>
+          <w:tcPr>
+            <w:tcW w:type="dxa" w:w="3009"/>
+            <w:vAlign w:val="center"/>
+            <w:tcMar>
+              <w:top w:w="70" w:type="dxa"/>
+              <w:bottom w:w="70" w:type="dxa"/>
+              <w:left w:w="90" w:type="dxa"/>
+              <w:right w:w="90" w:type="dxa"/>
+            </w:tcMar>
+          </w:tcPr>
+          <w:p>
+            <w:pPr>
+              <w:spacing w:before="20" w:after="20" w:line="276" w:lineRule="auto"/>
+            </w:pPr>
+            <w:r>
+              <w:rPr>
+                <w:rFonts w:ascii="Times New Roman" w:hAnsi="Times New Roman" w:eastAsia="宋体"/>
+                <w:b w:val="0"/>
+                <w:color w:val="000000"/>
+                <w:sz w:val="18"/>
+              </w:rPr>
+              <w:t>在环境变量中显式配置满足长度复杂度要求的 APP_ADMIN_PASSWORD 后重新启动</w:t>
             </w:r>
           </w:p>
         </w:tc>
@@ -3125,7 +3300,7 @@
         </w:trPr>
         <w:tc>
           <w:tcPr>
-            <w:tcW w:type="dxa" w:w="4513"/>
+            <w:tcW w:type="dxa" w:w="3009"/>
             <w:vAlign w:val="center"/>
             <w:tcMar>
               <w:top w:w="70" w:type="dxa"/>
@@ -3147,13 +3322,13 @@
                 <w:color w:val="000000"/>
                 <w:sz w:val="18"/>
               </w:rPr>
-              <w:t>Access denied 或连接失败</w:t>
+              <w:t>Access denied for user 连接失败</w:t>
             </w:r>
           </w:p>
         </w:tc>
         <w:tc>
           <w:tcPr>
-            <w:tcW w:type="dxa" w:w="4513"/>
+            <w:tcW w:type="dxa" w:w="3009"/>
             <w:vAlign w:val="center"/>
             <w:tcMar>
               <w:top w:w="70" w:type="dxa"/>
@@ -3174,7 +3349,34 @@
                 <w:color w:val="000000"/>
                 <w:sz w:val="18"/>
               </w:rPr>
-              <w:t>核对 host 端口 库名 账号授权与服务状态</w:t>
+              <w:t>数据库账号密码错误或未授予远程授权</w:t>
+            </w:r>
+          </w:p>
+        </w:tc>
+        <w:tc>
+          <w:tcPr>
+            <w:tcW w:type="dxa" w:w="3009"/>
+            <w:vAlign w:val="center"/>
+            <w:tcMar>
+              <w:top w:w="70" w:type="dxa"/>
+              <w:bottom w:w="70" w:type="dxa"/>
+              <w:left w:w="90" w:type="dxa"/>
+              <w:right w:w="90" w:type="dxa"/>
+            </w:tcMar>
+            <w:shd w:fill="F7F7F7"/>
+          </w:tcPr>
+          <w:p>
+            <w:pPr>
+              <w:spacing w:before="20" w:after="20" w:line="276" w:lineRule="auto"/>
+            </w:pPr>
+            <w:r>
+              <w:rPr>
+                <w:rFonts w:ascii="Times New Roman" w:hAnsi="Times New Roman" w:eastAsia="宋体"/>
+                <w:b w:val="0"/>
+                <w:color w:val="000000"/>
+                <w:sz w:val="18"/>
+              </w:rPr>
+              <w:t>核对 DB_USERNAME 与密码，检查 MySQL 用户主机白名单（如 % 或 localhost）</w:t>
             </w:r>
           </w:p>
         </w:tc>
@@ -3185,7 +3387,7 @@
         </w:trPr>
         <w:tc>
           <w:tcPr>
-            <w:tcW w:type="dxa" w:w="4513"/>
+            <w:tcW w:type="dxa" w:w="3009"/>
             <w:vAlign w:val="center"/>
             <w:tcMar>
               <w:top w:w="70" w:type="dxa"/>
@@ -3206,13 +3408,13 @@
                 <w:color w:val="000000"/>
                 <w:sz w:val="18"/>
               </w:rPr>
-              <w:t>8080 已占用</w:t>
+              <w:t>Web 端口 8080 Address already in use</w:t>
             </w:r>
           </w:p>
         </w:tc>
         <w:tc>
           <w:tcPr>
-            <w:tcW w:type="dxa" w:w="4513"/>
+            <w:tcW w:type="dxa" w:w="3009"/>
             <w:vAlign w:val="center"/>
             <w:tcMar>
               <w:top w:w="70" w:type="dxa"/>
@@ -3232,7 +3434,33 @@
                 <w:color w:val="000000"/>
                 <w:sz w:val="18"/>
               </w:rPr>
-              <w:t>更换 SERVER_PORT，不停止无关服务</w:t>
+              <w:t>8080 端口已被本机其他后台服务占用</w:t>
+            </w:r>
+          </w:p>
+        </w:tc>
+        <w:tc>
+          <w:tcPr>
+            <w:tcW w:type="dxa" w:w="3009"/>
+            <w:vAlign w:val="center"/>
+            <w:tcMar>
+              <w:top w:w="70" w:type="dxa"/>
+              <w:bottom w:w="70" w:type="dxa"/>
+              <w:left w:w="90" w:type="dxa"/>
+              <w:right w:w="90" w:type="dxa"/>
+            </w:tcMar>
+          </w:tcPr>
+          <w:p>
+            <w:pPr>
+              <w:spacing w:before="20" w:after="20" w:line="276" w:lineRule="auto"/>
+            </w:pPr>
+            <w:r>
+              <w:rPr>
+                <w:rFonts w:ascii="Times New Roman" w:hAnsi="Times New Roman" w:eastAsia="宋体"/>
+                <w:b w:val="0"/>
+                <w:color w:val="000000"/>
+                <w:sz w:val="18"/>
+              </w:rPr>
+              <w:t>修改环境变量 SERVER_PORT=18080，使用备用端口启动应用</w:t>
             </w:r>
           </w:p>
         </w:tc>
@@ -3243,7 +3471,7 @@
         </w:trPr>
         <w:tc>
           <w:tcPr>
-            <w:tcW w:type="dxa" w:w="4513"/>
+            <w:tcW w:type="dxa" w:w="3009"/>
             <w:vAlign w:val="center"/>
             <w:tcMar>
               <w:top w:w="70" w:type="dxa"/>
@@ -3265,13 +3493,13 @@
                 <w:color w:val="000000"/>
                 <w:sz w:val="18"/>
               </w:rPr>
-              <w:t>JAR 无法重命名</w:t>
+              <w:t>JAR 文件重命名失败（Text file busy）</w:t>
             </w:r>
           </w:p>
         </w:tc>
         <w:tc>
           <w:tcPr>
-            <w:tcW w:type="dxa" w:w="4513"/>
+            <w:tcW w:type="dxa" w:w="3009"/>
             <w:vAlign w:val="center"/>
             <w:tcMar>
               <w:top w:w="70" w:type="dxa"/>
@@ -3292,7 +3520,34 @@
                 <w:color w:val="000000"/>
                 <w:sz w:val="18"/>
               </w:rPr>
-              <w:t>先关闭本项目正在运行的 JAR，再 build</w:t>
+              <w:t>Windows 系统锁定了正在运行中的旧 JAR</w:t>
+            </w:r>
+          </w:p>
+        </w:tc>
+        <w:tc>
+          <w:tcPr>
+            <w:tcW w:type="dxa" w:w="3009"/>
+            <w:vAlign w:val="center"/>
+            <w:tcMar>
+              <w:top w:w="70" w:type="dxa"/>
+              <w:bottom w:w="70" w:type="dxa"/>
+              <w:left w:w="90" w:type="dxa"/>
+              <w:right w:w="90" w:type="dxa"/>
+            </w:tcMar>
+            <w:shd w:fill="F7F7F7"/>
+          </w:tcPr>
+          <w:p>
+            <w:pPr>
+              <w:spacing w:before="20" w:after="20" w:line="276" w:lineRule="auto"/>
+            </w:pPr>
+            <w:r>
+              <w:rPr>
+                <w:rFonts w:ascii="Times New Roman" w:hAnsi="Times New Roman" w:eastAsia="宋体"/>
+                <w:b w:val="0"/>
+                <w:color w:val="000000"/>
+                <w:sz w:val="18"/>
+              </w:rPr>
+              <w:t>在任务管理器中正常终止原 Java 进程，再执行构建打包</w:t>
             </w:r>
           </w:p>
         </w:tc>
@@ -3303,7 +3558,7 @@
         </w:trPr>
         <w:tc>
           <w:tcPr>
-            <w:tcW w:type="dxa" w:w="4513"/>
+            <w:tcW w:type="dxa" w:w="3009"/>
             <w:vAlign w:val="center"/>
             <w:tcMar>
               <w:top w:w="70" w:type="dxa"/>
@@ -3324,13 +3579,13 @@
                 <w:color w:val="000000"/>
                 <w:sz w:val="18"/>
               </w:rPr>
-              <w:t>prod 登录后会话不保持</w:t>
+              <w:t>设备定位接口返回 401 Unauthorized</w:t>
             </w:r>
           </w:p>
         </w:tc>
         <w:tc>
           <w:tcPr>
-            <w:tcW w:type="dxa" w:w="4513"/>
+            <w:tcW w:type="dxa" w:w="3009"/>
             <w:vAlign w:val="center"/>
             <w:tcMar>
               <w:top w:w="70" w:type="dxa"/>
@@ -3350,7 +3605,33 @@
                 <w:color w:val="000000"/>
                 <w:sz w:val="18"/>
               </w:rPr>
-              <w:t>Secure Cookie 要求 HTTPS；本地 HTTP 用 local 或 demo</w:t>
+              <w:t>穿戴设备未在请求头携带合法 X-Device-Key</w:t>
+            </w:r>
+          </w:p>
+        </w:tc>
+        <w:tc>
+          <w:tcPr>
+            <w:tcW w:type="dxa" w:w="3009"/>
+            <w:vAlign w:val="center"/>
+            <w:tcMar>
+              <w:top w:w="70" w:type="dxa"/>
+              <w:bottom w:w="70" w:type="dxa"/>
+              <w:left w:w="90" w:type="dxa"/>
+              <w:right w:w="90" w:type="dxa"/>
+            </w:tcMar>
+          </w:tcPr>
+          <w:p>
+            <w:pPr>
+              <w:spacing w:before="20" w:after="20" w:line="276" w:lineRule="auto"/>
+            </w:pPr>
+            <w:r>
+              <w:rPr>
+                <w:rFonts w:ascii="Times New Roman" w:hAnsi="Times New Roman" w:eastAsia="宋体"/>
+                <w:b w:val="0"/>
+                <w:color w:val="000000"/>
+                <w:sz w:val="18"/>
+              </w:rPr>
+              <w:t>在管理员腕表管理界面重新签发密钥，并将新密钥配置进硬件网关</w:t>
             </w:r>
           </w:p>
         </w:tc>
@@ -3361,7 +3642,7 @@
         </w:trPr>
         <w:tc>
           <w:tcPr>
-            <w:tcW w:type="dxa" w:w="4513"/>
+            <w:tcW w:type="dxa" w:w="3009"/>
             <w:vAlign w:val="center"/>
             <w:tcMar>
               <w:top w:w="70" w:type="dxa"/>
@@ -3383,13 +3664,13 @@
                 <w:color w:val="000000"/>
                 <w:sz w:val="18"/>
               </w:rPr>
-              <w:t>图表无数据或设备全离线</w:t>
+              <w:t>历史健康图表时间显示异常</w:t>
             </w:r>
           </w:p>
         </w:tc>
         <w:tc>
           <w:tcPr>
-            <w:tcW w:type="dxa" w:w="4513"/>
+            <w:tcW w:type="dxa" w:w="3009"/>
             <w:vAlign w:val="center"/>
             <w:tcMar>
               <w:top w:w="70" w:type="dxa"/>
@@ -3410,333 +3691,13 @@
                 <w:color w:val="000000"/>
                 <w:sz w:val="18"/>
               </w:rPr>
-              <w:t>检查时间范围、模拟数据日期；5 分钟无新心跳转离线</w:t>
-            </w:r>
-          </w:p>
-        </w:tc>
-      </w:tr>
-      <w:tr>
-        <w:trPr>
-          <w:cantSplit/>
-        </w:trPr>
-        <w:tc>
-          <w:tcPr>
-            <w:tcW w:type="dxa" w:w="4513"/>
-            <w:vAlign w:val="center"/>
-            <w:tcMar>
-              <w:top w:w="70" w:type="dxa"/>
-              <w:bottom w:w="70" w:type="dxa"/>
-              <w:left w:w="90" w:type="dxa"/>
-              <w:right w:w="90" w:type="dxa"/>
-            </w:tcMar>
-          </w:tcPr>
-          <w:p>
-            <w:pPr>
-              <w:spacing w:before="20" w:after="20" w:line="276" w:lineRule="auto"/>
-              <w:jc w:val="center"/>
-            </w:pPr>
-            <w:r>
-              <w:rPr>
-                <w:rFonts w:ascii="Times New Roman" w:hAnsi="Times New Roman" w:eastAsia="宋体"/>
-                <w:b w:val="0"/>
-                <w:color w:val="000000"/>
-                <w:sz w:val="18"/>
-              </w:rPr>
-              <w:t>Maven 依赖解析失败</w:t>
+              <w:t>数据库时区与应用系统时区未对齐</w:t>
             </w:r>
           </w:p>
         </w:tc>
         <w:tc>
           <w:tcPr>
-            <w:tcW w:type="dxa" w:w="4513"/>
-            <w:vAlign w:val="center"/>
-            <w:tcMar>
-              <w:top w:w="70" w:type="dxa"/>
-              <w:bottom w:w="70" w:type="dxa"/>
-              <w:left w:w="90" w:type="dxa"/>
-              <w:right w:w="90" w:type="dxa"/>
-            </w:tcMar>
-          </w:tcPr>
-          <w:p>
-            <w:pPr>
-              <w:spacing w:before="20" w:after="20" w:line="276" w:lineRule="auto"/>
-            </w:pPr>
-            <w:r>
-              <w:rPr>
-                <w:rFonts w:ascii="Times New Roman" w:hAnsi="Times New Roman" w:eastAsia="宋体"/>
-                <w:b w:val="0"/>
-                <w:color w:val="000000"/>
-                <w:sz w:val="18"/>
-              </w:rPr>
-              <w:t>检查仓库网络与 settings.xml，不混改 JUnit 单包版本</w:t>
-            </w:r>
-          </w:p>
-        </w:tc>
-      </w:tr>
-    </w:tbl>
-    <w:p>
-      <w:pPr>
-        <w:spacing w:after="0" w:line="324" w:lineRule="auto"/>
-        <w:snapToGrid w:val="0"/>
-      </w:pPr>
-      <w:r>
-        <w:rPr>
-          <w:rFonts w:ascii="Times New Roman" w:hAnsi="Times New Roman" w:eastAsia="宋体"/>
-          <w:color w:val="000000"/>
-          <w:sz w:val="4"/>
-        </w:rPr>
-      </w:r>
-    </w:p>
-    <w:p>
-      <w:pPr>
-        <w:pStyle w:val="Heading1"/>
-        <w:spacing w:after="140" w:line="324" w:lineRule="auto" w:before="160"/>
-        <w:keepNext/>
-        <w:pageBreakBefore/>
-        <w:snapToGrid w:val="0"/>
-      </w:pPr>
-      <w:r>
-        <w:rPr>
-          <w:rFonts w:ascii="Times New Roman" w:hAnsi="Times New Roman" w:eastAsia="黑体"/>
-          <w:b/>
-          <w:color w:val="000000"/>
-          <w:sz w:val="32"/>
-        </w:rPr>
-        <w:t>8 运维与回滚</w:t>
-      </w:r>
-    </w:p>
-    <w:p>
-      <w:pPr>
-        <w:spacing w:after="120" w:line="324" w:lineRule="auto"/>
-        <w:snapToGrid w:val="0"/>
-      </w:pPr>
-      <w:r>
-        <w:rPr>
-          <w:rFonts w:ascii="Times New Roman" w:hAnsi="Times New Roman" w:eastAsia="宋体"/>
-          <w:color w:val="000000"/>
-          <w:sz w:val="21"/>
-        </w:rPr>
-        <w:t>数据库系统时区设为 +08:00，并与应用 Asia/Shanghai 保持一致。正式后台和设备接口均通过 HTTPS 反向代理；证书、域名、防火墙与公共发布尚未执行。设备密钥泄漏时由管理员立即轮换。</w:t>
-      </w:r>
-    </w:p>
-    <w:p>
-      <w:pPr>
-        <w:spacing w:after="120" w:line="324" w:lineRule="auto"/>
-        <w:snapToGrid w:val="0"/>
-      </w:pPr>
-      <w:r>
-        <w:rPr>
-          <w:rFonts w:ascii="Times New Roman" w:hAnsi="Times New Roman" w:eastAsia="宋体"/>
-          <w:color w:val="000000"/>
-          <w:sz w:val="21"/>
-        </w:rPr>
-        <w:t>备份示例：mysqldump --single-transaction --routines --triggers -h 127.0.0.1 -P 3306 -u 备份账号 -p --result-file=backup.sql smart_care。密码交互输入。先在独立恢复库验证，再执行升级。</w:t>
-      </w:r>
-    </w:p>
-    <w:p>
-      <w:pPr>
-        <w:spacing w:after="120" w:line="324" w:lineRule="auto"/>
-        <w:snapToGrid w:val="0"/>
-      </w:pPr>
-      <w:r>
-        <w:rPr>
-          <w:rFonts w:ascii="Times New Roman" w:hAnsi="Times New Roman" w:eastAsia="宋体"/>
-          <w:color w:val="000000"/>
-          <w:sz w:val="21"/>
-        </w:rPr>
-        <w:t>发布前保留旧 JAR、配置、SQL 版本和备份。V1.1 新增表不会阻止旧 JAR 运行，但回滚前仍须验证；当前没有自动迁移、自动备份或集群会话共享。</w:t>
-      </w:r>
-    </w:p>
-    <w:p>
-      <w:pPr>
-        <w:pStyle w:val="Heading1"/>
-        <w:spacing w:after="140" w:line="324" w:lineRule="auto" w:before="160"/>
-        <w:keepNext/>
-        <w:snapToGrid w:val="0"/>
-      </w:pPr>
-      <w:r>
-        <w:rPr>
-          <w:rFonts w:ascii="Times New Roman" w:hAnsi="Times New Roman" w:eastAsia="黑体"/>
-          <w:b/>
-          <w:color w:val="000000"/>
-          <w:sz w:val="32"/>
-        </w:rPr>
-        <w:t>9 部署验收记录</w:t>
-      </w:r>
-    </w:p>
-    <w:tbl>
-      <w:tblPr>
-        <w:tblW w:type="auto" w:w="0"/>
-        <w:jc w:val="center"/>
-        <w:tblLayout w:type="autofit"/>
-        <w:tblLook w:firstColumn="1" w:firstRow="1" w:lastColumn="0" w:lastRow="0" w:noHBand="0" w:noVBand="1" w:val="04A0"/>
-        <w:tblBorders>
-          <w:top w:val="single" w:sz="6" w:color="B7B7B7"/>
-          <w:left w:val="single" w:sz="6" w:color="B7B7B7"/>
-          <w:bottom w:val="single" w:sz="6" w:color="B7B7B7"/>
-          <w:right w:val="single" w:sz="6" w:color="B7B7B7"/>
-          <w:insideH w:val="single" w:sz="6" w:color="B7B7B7"/>
-          <w:insideV w:val="single" w:sz="6" w:color="B7B7B7"/>
-        </w:tblBorders>
-      </w:tblPr>
-      <w:tblGrid>
-        <w:gridCol w:w="4513"/>
-        <w:gridCol w:w="4513"/>
-      </w:tblGrid>
-      <w:tr>
-        <w:trPr>
-          <w:cantSplit/>
-          <w:tblHeader/>
-        </w:trPr>
-        <w:tc>
-          <w:tcPr>
-            <w:tcW w:type="dxa" w:w="4513"/>
-            <w:vAlign w:val="center"/>
-            <w:tcMar>
-              <w:top w:w="70" w:type="dxa"/>
-              <w:bottom w:w="70" w:type="dxa"/>
-              <w:left w:w="90" w:type="dxa"/>
-              <w:right w:w="90" w:type="dxa"/>
-            </w:tcMar>
-            <w:shd w:fill="D9D9D9"/>
-          </w:tcPr>
-          <w:p>
-            <w:pPr>
-              <w:spacing w:before="20" w:after="20" w:line="276" w:lineRule="auto"/>
-              <w:jc w:val="center"/>
-            </w:pPr>
-            <w:r>
-              <w:rPr>
-                <w:rFonts w:ascii="Times New Roman" w:hAnsi="Times New Roman" w:eastAsia="黑体"/>
-                <w:b/>
-                <w:color w:val="000000"/>
-                <w:sz w:val="18"/>
-              </w:rPr>
-              <w:t>检查项</w:t>
-            </w:r>
-          </w:p>
-        </w:tc>
-        <w:tc>
-          <w:tcPr>
-            <w:tcW w:type="dxa" w:w="4513"/>
-            <w:vAlign w:val="center"/>
-            <w:tcMar>
-              <w:top w:w="70" w:type="dxa"/>
-              <w:bottom w:w="70" w:type="dxa"/>
-              <w:left w:w="90" w:type="dxa"/>
-              <w:right w:w="90" w:type="dxa"/>
-            </w:tcMar>
-            <w:shd w:fill="D9D9D9"/>
-          </w:tcPr>
-          <w:p>
-            <w:pPr>
-              <w:spacing w:before="20" w:after="20" w:line="276" w:lineRule="auto"/>
-            </w:pPr>
-            <w:r>
-              <w:rPr>
-                <w:rFonts w:ascii="Times New Roman" w:hAnsi="Times New Roman" w:eastAsia="黑体"/>
-                <w:b/>
-                <w:color w:val="000000"/>
-                <w:sz w:val="18"/>
-              </w:rPr>
-              <w:t>本次状态</w:t>
-            </w:r>
-          </w:p>
-        </w:tc>
-      </w:tr>
-      <w:tr>
-        <w:trPr>
-          <w:cantSplit/>
-        </w:trPr>
-        <w:tc>
-          <w:tcPr>
-            <w:tcW w:type="dxa" w:w="4513"/>
-            <w:vAlign w:val="center"/>
-            <w:tcMar>
-              <w:top w:w="70" w:type="dxa"/>
-              <w:bottom w:w="70" w:type="dxa"/>
-              <w:left w:w="90" w:type="dxa"/>
-              <w:right w:w="90" w:type="dxa"/>
-            </w:tcMar>
-          </w:tcPr>
-          <w:p>
-            <w:pPr>
-              <w:spacing w:before="20" w:after="20" w:line="276" w:lineRule="auto"/>
-              <w:jc w:val="center"/>
-            </w:pPr>
-            <w:r>
-              <w:rPr>
-                <w:rFonts w:ascii="Times New Roman" w:hAnsi="Times New Roman" w:eastAsia="宋体"/>
-                <w:b w:val="0"/>
-                <w:color w:val="000000"/>
-                <w:sz w:val="18"/>
-              </w:rPr>
-              <w:t>H2 18 表结构</w:t>
-            </w:r>
-          </w:p>
-        </w:tc>
-        <w:tc>
-          <w:tcPr>
-            <w:tcW w:type="dxa" w:w="4513"/>
-            <w:vAlign w:val="center"/>
-            <w:tcMar>
-              <w:top w:w="70" w:type="dxa"/>
-              <w:bottom w:w="70" w:type="dxa"/>
-              <w:left w:w="90" w:type="dxa"/>
-              <w:right w:w="90" w:type="dxa"/>
-            </w:tcMar>
-          </w:tcPr>
-          <w:p>
-            <w:pPr>
-              <w:spacing w:before="20" w:after="20" w:line="276" w:lineRule="auto"/>
-            </w:pPr>
-            <w:r>
-              <w:rPr>
-                <w:rFonts w:ascii="Times New Roman" w:hAnsi="Times New Roman" w:eastAsia="宋体"/>
-                <w:b w:val="0"/>
-                <w:color w:val="000000"/>
-                <w:sz w:val="18"/>
-              </w:rPr>
-              <w:t>28 项 Maven 测试通过</w:t>
-            </w:r>
-          </w:p>
-        </w:tc>
-      </w:tr>
-      <w:tr>
-        <w:trPr>
-          <w:cantSplit/>
-        </w:trPr>
-        <w:tc>
-          <w:tcPr>
-            <w:tcW w:type="dxa" w:w="4513"/>
-            <w:vAlign w:val="center"/>
-            <w:tcMar>
-              <w:top w:w="70" w:type="dxa"/>
-              <w:bottom w:w="70" w:type="dxa"/>
-              <w:left w:w="90" w:type="dxa"/>
-              <w:right w:w="90" w:type="dxa"/>
-            </w:tcMar>
-            <w:shd w:fill="F7F7F7"/>
-          </w:tcPr>
-          <w:p>
-            <w:pPr>
-              <w:spacing w:before="20" w:after="20" w:line="276" w:lineRule="auto"/>
-              <w:jc w:val="center"/>
-            </w:pPr>
-            <w:r>
-              <w:rPr>
-                <w:rFonts w:ascii="Times New Roman" w:hAnsi="Times New Roman" w:eastAsia="宋体"/>
-                <w:b w:val="0"/>
-                <w:color w:val="000000"/>
-                <w:sz w:val="18"/>
-              </w:rPr>
-              <w:t>Vite 生产构建</w:t>
-            </w:r>
-          </w:p>
-        </w:tc>
-        <w:tc>
-          <w:tcPr>
-            <w:tcW w:type="dxa" w:w="4513"/>
+            <w:tcW w:type="dxa" w:w="3009"/>
             <w:vAlign w:val="center"/>
             <w:tcMar>
               <w:top w:w="70" w:type="dxa"/>
@@ -3757,419 +3718,7 @@
                 <w:color w:val="000000"/>
                 <w:sz w:val="18"/>
               </w:rPr>
-              <w:t>通过</w:t>
-            </w:r>
-          </w:p>
-        </w:tc>
-      </w:tr>
-      <w:tr>
-        <w:trPr>
-          <w:cantSplit/>
-        </w:trPr>
-        <w:tc>
-          <w:tcPr>
-            <w:tcW w:type="dxa" w:w="4513"/>
-            <w:vAlign w:val="center"/>
-            <w:tcMar>
-              <w:top w:w="70" w:type="dxa"/>
-              <w:bottom w:w="70" w:type="dxa"/>
-              <w:left w:w="90" w:type="dxa"/>
-              <w:right w:w="90" w:type="dxa"/>
-            </w:tcMar>
-          </w:tcPr>
-          <w:p>
-            <w:pPr>
-              <w:spacing w:before="20" w:after="20" w:line="276" w:lineRule="auto"/>
-              <w:jc w:val="center"/>
-            </w:pPr>
-            <w:r>
-              <w:rPr>
-                <w:rFonts w:ascii="Times New Roman" w:hAnsi="Times New Roman" w:eastAsia="宋体"/>
-                <w:b w:val="0"/>
-                <w:color w:val="000000"/>
-                <w:sz w:val="18"/>
-              </w:rPr>
-              <w:t>V1.1 MySQL HTTP</w:t>
-            </w:r>
-          </w:p>
-        </w:tc>
-        <w:tc>
-          <w:tcPr>
-            <w:tcW w:type="dxa" w:w="4513"/>
-            <w:vAlign w:val="center"/>
-            <w:tcMar>
-              <w:top w:w="70" w:type="dxa"/>
-              <w:bottom w:w="70" w:type="dxa"/>
-              <w:left w:w="90" w:type="dxa"/>
-              <w:right w:w="90" w:type="dxa"/>
-            </w:tcMar>
-          </w:tcPr>
-          <w:p>
-            <w:pPr>
-              <w:spacing w:before="20" w:after="20" w:line="276" w:lineRule="auto"/>
-            </w:pPr>
-            <w:r>
-              <w:rPr>
-                <w:rFonts w:ascii="Times New Roman" w:hAnsi="Times New Roman" w:eastAsia="宋体"/>
-                <w:b w:val="0"/>
-                <w:color w:val="000000"/>
-                <w:sz w:val="18"/>
-              </w:rPr>
-              <w:t>原 16 项冒烟与新增 5 项写路径通过</w:t>
-            </w:r>
-          </w:p>
-        </w:tc>
-      </w:tr>
-      <w:tr>
-        <w:trPr>
-          <w:cantSplit/>
-        </w:trPr>
-        <w:tc>
-          <w:tcPr>
-            <w:tcW w:type="dxa" w:w="4513"/>
-            <w:vAlign w:val="center"/>
-            <w:tcMar>
-              <w:top w:w="70" w:type="dxa"/>
-              <w:bottom w:w="70" w:type="dxa"/>
-              <w:left w:w="90" w:type="dxa"/>
-              <w:right w:w="90" w:type="dxa"/>
-            </w:tcMar>
-            <w:shd w:fill="F7F7F7"/>
-          </w:tcPr>
-          <w:p>
-            <w:pPr>
-              <w:spacing w:before="20" w:after="20" w:line="276" w:lineRule="auto"/>
-              <w:jc w:val="center"/>
-            </w:pPr>
-            <w:r>
-              <w:rPr>
-                <w:rFonts w:ascii="Times New Roman" w:hAnsi="Times New Roman" w:eastAsia="宋体"/>
-                <w:b w:val="0"/>
-                <w:color w:val="000000"/>
-                <w:sz w:val="18"/>
-              </w:rPr>
-              <w:t>V1.1 MySQL 结构与升级</w:t>
-            </w:r>
-          </w:p>
-        </w:tc>
-        <w:tc>
-          <w:tcPr>
-            <w:tcW w:type="dxa" w:w="4513"/>
-            <w:vAlign w:val="center"/>
-            <w:tcMar>
-              <w:top w:w="70" w:type="dxa"/>
-              <w:bottom w:w="70" w:type="dxa"/>
-              <w:left w:w="90" w:type="dxa"/>
-              <w:right w:w="90" w:type="dxa"/>
-            </w:tcMar>
-            <w:shd w:fill="F7F7F7"/>
-          </w:tcPr>
-          <w:p>
-            <w:pPr>
-              <w:spacing w:before="20" w:after="20" w:line="276" w:lineRule="auto"/>
-            </w:pPr>
-            <w:r>
-              <w:rPr>
-                <w:rFonts w:ascii="Times New Roman" w:hAnsi="Times New Roman" w:eastAsia="宋体"/>
-                <w:b w:val="0"/>
-                <w:color w:val="000000"/>
-                <w:sz w:val="18"/>
-              </w:rPr>
-              <w:t>全新 18 表、16→18 表及哨兵保留通过</w:t>
-            </w:r>
-          </w:p>
-        </w:tc>
-      </w:tr>
-      <w:tr>
-        <w:trPr>
-          <w:cantSplit/>
-        </w:trPr>
-        <w:tc>
-          <w:tcPr>
-            <w:tcW w:type="dxa" w:w="4513"/>
-            <w:vAlign w:val="center"/>
-            <w:tcMar>
-              <w:top w:w="70" w:type="dxa"/>
-              <w:bottom w:w="70" w:type="dxa"/>
-              <w:left w:w="90" w:type="dxa"/>
-              <w:right w:w="90" w:type="dxa"/>
-            </w:tcMar>
-          </w:tcPr>
-          <w:p>
-            <w:pPr>
-              <w:spacing w:before="20" w:after="20" w:line="276" w:lineRule="auto"/>
-              <w:jc w:val="center"/>
-            </w:pPr>
-            <w:r>
-              <w:rPr>
-                <w:rFonts w:ascii="Times New Roman" w:hAnsi="Times New Roman" w:eastAsia="宋体"/>
-                <w:b w:val="0"/>
-                <w:color w:val="000000"/>
-                <w:sz w:val="18"/>
-              </w:rPr>
-              <w:t>数据模拟页面</w:t>
-            </w:r>
-          </w:p>
-        </w:tc>
-        <w:tc>
-          <w:tcPr>
-            <w:tcW w:type="dxa" w:w="4513"/>
-            <w:vAlign w:val="center"/>
-            <w:tcMar>
-              <w:top w:w="70" w:type="dxa"/>
-              <w:bottom w:w="70" w:type="dxa"/>
-              <w:left w:w="90" w:type="dxa"/>
-              <w:right w:w="90" w:type="dxa"/>
-            </w:tcMar>
-          </w:tcPr>
-          <w:p>
-            <w:pPr>
-              <w:spacing w:before="20" w:after="20" w:line="276" w:lineRule="auto"/>
-            </w:pPr>
-            <w:r>
-              <w:rPr>
-                <w:rFonts w:ascii="Times New Roman" w:hAnsi="Times New Roman" w:eastAsia="宋体"/>
-                <w:b w:val="0"/>
-                <w:color w:val="000000"/>
-                <w:sz w:val="18"/>
-              </w:rPr>
-              <w:t>Chrome 4 项检查通过，含 390 像素窄屏</w:t>
-            </w:r>
-          </w:p>
-        </w:tc>
-      </w:tr>
-      <w:tr>
-        <w:trPr>
-          <w:cantSplit/>
-        </w:trPr>
-        <w:tc>
-          <w:tcPr>
-            <w:tcW w:type="dxa" w:w="4513"/>
-            <w:vAlign w:val="center"/>
-            <w:tcMar>
-              <w:top w:w="70" w:type="dxa"/>
-              <w:bottom w:w="70" w:type="dxa"/>
-              <w:left w:w="90" w:type="dxa"/>
-              <w:right w:w="90" w:type="dxa"/>
-            </w:tcMar>
-            <w:shd w:fill="F7F7F7"/>
-          </w:tcPr>
-          <w:p>
-            <w:pPr>
-              <w:spacing w:before="20" w:after="20" w:line="276" w:lineRule="auto"/>
-              <w:jc w:val="center"/>
-            </w:pPr>
-            <w:r>
-              <w:rPr>
-                <w:rFonts w:ascii="Times New Roman" w:hAnsi="Times New Roman" w:eastAsia="宋体"/>
-                <w:b w:val="0"/>
-                <w:color w:val="000000"/>
-                <w:sz w:val="18"/>
-              </w:rPr>
-              <w:t>真实设备硬件</w:t>
-            </w:r>
-          </w:p>
-        </w:tc>
-        <w:tc>
-          <w:tcPr>
-            <w:tcW w:type="dxa" w:w="4513"/>
-            <w:vAlign w:val="center"/>
-            <w:tcMar>
-              <w:top w:w="70" w:type="dxa"/>
-              <w:bottom w:w="70" w:type="dxa"/>
-              <w:left w:w="90" w:type="dxa"/>
-              <w:right w:w="90" w:type="dxa"/>
-            </w:tcMar>
-            <w:shd w:fill="F7F7F7"/>
-          </w:tcPr>
-          <w:p>
-            <w:pPr>
-              <w:spacing w:before="20" w:after="20" w:line="276" w:lineRule="auto"/>
-            </w:pPr>
-            <w:r>
-              <w:rPr>
-                <w:rFonts w:ascii="Times New Roman" w:hAnsi="Times New Roman" w:eastAsia="宋体"/>
-                <w:b w:val="0"/>
-                <w:color w:val="000000"/>
-                <w:sz w:val="18"/>
-              </w:rPr>
-              <w:t>通用接口与密钥测试通过；厂商样机未联调</w:t>
-            </w:r>
-          </w:p>
-        </w:tc>
-      </w:tr>
-      <w:tr>
-        <w:trPr>
-          <w:cantSplit/>
-        </w:trPr>
-        <w:tc>
-          <w:tcPr>
-            <w:tcW w:type="dxa" w:w="4513"/>
-            <w:vAlign w:val="center"/>
-            <w:tcMar>
-              <w:top w:w="70" w:type="dxa"/>
-              <w:bottom w:w="70" w:type="dxa"/>
-              <w:left w:w="90" w:type="dxa"/>
-              <w:right w:w="90" w:type="dxa"/>
-            </w:tcMar>
-          </w:tcPr>
-          <w:p>
-            <w:pPr>
-              <w:spacing w:before="20" w:after="20" w:line="276" w:lineRule="auto"/>
-              <w:jc w:val="center"/>
-            </w:pPr>
-            <w:r>
-              <w:rPr>
-                <w:rFonts w:ascii="Times New Roman" w:hAnsi="Times New Roman" w:eastAsia="宋体"/>
-                <w:b w:val="0"/>
-                <w:color w:val="000000"/>
-                <w:sz w:val="18"/>
-              </w:rPr>
-              <w:t>压力测试</w:t>
-            </w:r>
-          </w:p>
-        </w:tc>
-        <w:tc>
-          <w:tcPr>
-            <w:tcW w:type="dxa" w:w="4513"/>
-            <w:vAlign w:val="center"/>
-            <w:tcMar>
-              <w:top w:w="70" w:type="dxa"/>
-              <w:bottom w:w="70" w:type="dxa"/>
-              <w:left w:w="90" w:type="dxa"/>
-              <w:right w:w="90" w:type="dxa"/>
-            </w:tcMar>
-          </w:tcPr>
-          <w:p>
-            <w:pPr>
-              <w:spacing w:before="20" w:after="20" w:line="276" w:lineRule="auto"/>
-            </w:pPr>
-            <w:r>
-              <w:rPr>
-                <w:rFonts w:ascii="Times New Roman" w:hAnsi="Times New Roman" w:eastAsia="宋体"/>
-                <w:b w:val="0"/>
-                <w:color w:val="000000"/>
-                <w:sz w:val="18"/>
-              </w:rPr>
-              <w:t>V1.0 2664 次请求 0 错误</w:t>
-            </w:r>
-          </w:p>
-        </w:tc>
-      </w:tr>
-      <w:tr>
-        <w:trPr>
-          <w:cantSplit/>
-        </w:trPr>
-        <w:tc>
-          <w:tcPr>
-            <w:tcW w:type="dxa" w:w="4513"/>
-            <w:vAlign w:val="center"/>
-            <w:tcMar>
-              <w:top w:w="70" w:type="dxa"/>
-              <w:bottom w:w="70" w:type="dxa"/>
-              <w:left w:w="90" w:type="dxa"/>
-              <w:right w:w="90" w:type="dxa"/>
-            </w:tcMar>
-            <w:shd w:fill="F7F7F7"/>
-          </w:tcPr>
-          <w:p>
-            <w:pPr>
-              <w:spacing w:before="20" w:after="20" w:line="276" w:lineRule="auto"/>
-              <w:jc w:val="center"/>
-            </w:pPr>
-            <w:r>
-              <w:rPr>
-                <w:rFonts w:ascii="Times New Roman" w:hAnsi="Times New Roman" w:eastAsia="宋体"/>
-                <w:b w:val="0"/>
-                <w:color w:val="000000"/>
-                <w:sz w:val="18"/>
-              </w:rPr>
-              <w:t>Word V1.1 页面渲染</w:t>
-            </w:r>
-          </w:p>
-        </w:tc>
-        <w:tc>
-          <w:tcPr>
-            <w:tcW w:type="dxa" w:w="4513"/>
-            <w:vAlign w:val="center"/>
-            <w:tcMar>
-              <w:top w:w="70" w:type="dxa"/>
-              <w:bottom w:w="70" w:type="dxa"/>
-              <w:left w:w="90" w:type="dxa"/>
-              <w:right w:w="90" w:type="dxa"/>
-            </w:tcMar>
-            <w:shd w:fill="F7F7F7"/>
-          </w:tcPr>
-          <w:p>
-            <w:pPr>
-              <w:spacing w:before="20" w:after="20" w:line="276" w:lineRule="auto"/>
-            </w:pPr>
-            <w:r>
-              <w:rPr>
-                <w:rFonts w:ascii="Times New Roman" w:hAnsi="Times New Roman" w:eastAsia="宋体"/>
-                <w:b w:val="0"/>
-                <w:color w:val="000000"/>
-                <w:sz w:val="18"/>
-              </w:rPr>
-              <w:t>10 份文档转 PDF 并逐页复核通过</w:t>
-            </w:r>
-          </w:p>
-        </w:tc>
-      </w:tr>
-      <w:tr>
-        <w:trPr>
-          <w:cantSplit/>
-        </w:trPr>
-        <w:tc>
-          <w:tcPr>
-            <w:tcW w:type="dxa" w:w="4513"/>
-            <w:vAlign w:val="center"/>
-            <w:tcMar>
-              <w:top w:w="70" w:type="dxa"/>
-              <w:bottom w:w="70" w:type="dxa"/>
-              <w:left w:w="90" w:type="dxa"/>
-              <w:right w:w="90" w:type="dxa"/>
-            </w:tcMar>
-          </w:tcPr>
-          <w:p>
-            <w:pPr>
-              <w:spacing w:before="20" w:after="20" w:line="276" w:lineRule="auto"/>
-              <w:jc w:val="center"/>
-            </w:pPr>
-            <w:r>
-              <w:rPr>
-                <w:rFonts w:ascii="Times New Roman" w:hAnsi="Times New Roman" w:eastAsia="宋体"/>
-                <w:b w:val="0"/>
-                <w:color w:val="000000"/>
-                <w:sz w:val="18"/>
-              </w:rPr>
-              <w:t>JDK 17 IDEA 直接运行</w:t>
-            </w:r>
-          </w:p>
-        </w:tc>
-        <w:tc>
-          <w:tcPr>
-            <w:tcW w:type="dxa" w:w="4513"/>
-            <w:vAlign w:val="center"/>
-            <w:tcMar>
-              <w:top w:w="70" w:type="dxa"/>
-              <w:bottom w:w="70" w:type="dxa"/>
-              <w:left w:w="90" w:type="dxa"/>
-              <w:right w:w="90" w:type="dxa"/>
-            </w:tcMar>
-          </w:tcPr>
-          <w:p>
-            <w:pPr>
-              <w:spacing w:before="20" w:after="20" w:line="276" w:lineRule="auto"/>
-            </w:pPr>
-            <w:r>
-              <w:rPr>
-                <w:rFonts w:ascii="Times New Roman" w:hAnsi="Times New Roman" w:eastAsia="宋体"/>
-                <w:b w:val="0"/>
-                <w:color w:val="000000"/>
-                <w:sz w:val="18"/>
-              </w:rPr>
-              <w:t>IDEA 2024.3.4 已安装，待团队使用 JDK 17 实测</w:t>
+              <w:t>检查 MySQL 数据库参数 time_zone，并在 DB_URL 中声明 Asia/Shanghai</w:t>
             </w:r>
           </w:p>
         </w:tc>
@@ -4186,20 +3735,6 @@
           <w:color w:val="000000"/>
           <w:sz w:val="4"/>
         </w:rPr>
-      </w:r>
-    </w:p>
-    <w:p>
-      <w:pPr>
-        <w:spacing w:after="120" w:line="324" w:lineRule="auto"/>
-        <w:snapToGrid w:val="0"/>
-      </w:pPr>
-      <w:r>
-        <w:rPr>
-          <w:rFonts w:ascii="Times New Roman" w:hAnsi="Times New Roman" w:eastAsia="宋体"/>
-          <w:color w:val="000000"/>
-          <w:sz w:val="21"/>
-        </w:rPr>
-        <w:t>环境复核人、正式部署路径、目标服务器配置和签收日期：待团队实际部署后填写。</w:t>
       </w:r>
     </w:p>
     <w:sectPr>
